--- a/Knowledge/3-Work knowledge/1-Software Engineering/2-General Technologies/9-Databases/5-My Source/1-Intro to Databases/1-Data Models/1-Components of a Data Model/1-Types of Attributes/1-Simple Attribute.docx
+++ b/Knowledge/3-Work knowledge/1-Software Engineering/2-General Technologies/9-Databases/5-My Source/1-Intro to Databases/1-Data Models/1-Components of a Data Model/1-Types of Attributes/1-Simple Attribute.docx
@@ -27,7 +27,7 @@
     <w:p>
       <w:r>
         <w:rPr>
-          <w:rFonts w:ascii="Arial" w:hAnsi="Arial" w:cs="Arial"/>
+          <w:rFonts w:ascii="Arial" w:hAnsi="Arial" w:cs="Arial" w:eastAsia="Arial"/>
           <w:b/>
           <w:color w:val="000000"/>
           <w:sz w:val="18"/>
@@ -37,7 +37,7 @@
       </w:r>
       <w:r>
         <w:rPr>
-          <w:rFonts w:ascii="Arial" w:hAnsi="Arial" w:cs="Arial"/>
+          <w:rFonts w:ascii="Arial" w:hAnsi="Arial" w:cs="Arial" w:eastAsia="Arial"/>
           <w:color w:val="000000"/>
           <w:sz w:val="18"/>
           <w:highlight w:val="lightGray"/>
@@ -46,7 +46,7 @@
       </w:r>
       <w:r>
         <w:rPr>
-          <w:rFonts w:ascii="Arial" w:hAnsi="Arial" w:cs="Arial"/>
+          <w:rFonts w:ascii="Arial" w:hAnsi="Arial" w:cs="Arial" w:eastAsia="Arial"/>
           <w:b/>
           <w:color w:val="000000"/>
           <w:sz w:val="18"/>
@@ -56,7 +56,7 @@
       </w:r>
       <w:r>
         <w:rPr>
-          <w:rFonts w:ascii="Arial" w:hAnsi="Arial" w:cs="Arial"/>
+          <w:rFonts w:ascii="Arial" w:hAnsi="Arial" w:cs="Arial" w:eastAsia="Arial"/>
           <w:color w:val="000000"/>
           <w:sz w:val="18"/>
           <w:highlight w:val="lightGray"/>
@@ -65,7 +65,7 @@
       </w:r>
       <w:r>
         <w:rPr>
-          <w:rFonts w:ascii="Arial" w:hAnsi="Arial" w:cs="Arial"/>
+          <w:rFonts w:ascii="Arial" w:hAnsi="Arial" w:cs="Arial" w:eastAsia="Arial"/>
           <w:b/>
           <w:color w:val="000000"/>
           <w:sz w:val="18"/>
@@ -75,7 +75,7 @@
       </w:r>
       <w:r>
         <w:rPr>
-          <w:rFonts w:ascii="Arial" w:hAnsi="Arial" w:cs="Arial"/>
+          <w:rFonts w:ascii="Arial" w:hAnsi="Arial" w:cs="Arial" w:eastAsia="Arial"/>
           <w:color w:val="000000"/>
           <w:sz w:val="18"/>
           <w:highlight w:val="lightGray"/>
@@ -91,13 +91,13 @@
       </w:pPr>
       <w:r>
         <w:rPr>
-          <w:rFonts w:ascii="Roboto Mono" w:hAnsi="Roboto Mono"/>
+          <w:rFonts w:ascii="Roboto Mono" w:hAnsi="Roboto Mono" w:eastAsia="Roboto Mono"/>
         </w:rPr>
         <w:t xml:space="preserve">A </w:t>
       </w:r>
       <w:r>
         <w:rPr>
-          <w:rFonts w:ascii="Roboto Mono" w:hAnsi="Roboto Mono"/>
+          <w:rFonts w:ascii="Roboto Mono" w:hAnsi="Roboto Mono" w:eastAsia="Roboto Mono"/>
           <w:b/>
           <w:bCs/>
         </w:rPr>
@@ -105,13 +105,13 @@
       </w:r>
       <w:r>
         <w:rPr>
-          <w:rFonts w:ascii="Roboto Mono" w:hAnsi="Roboto Mono"/>
+          <w:rFonts w:ascii="Roboto Mono" w:hAnsi="Roboto Mono" w:eastAsia="Roboto Mono"/>
         </w:rPr>
         <w:t xml:space="preserve"> (also called an </w:t>
       </w:r>
       <w:r>
         <w:rPr>
-          <w:rFonts w:ascii="Roboto Mono" w:hAnsi="Roboto Mono"/>
+          <w:rFonts w:ascii="Roboto Mono" w:hAnsi="Roboto Mono" w:eastAsia="Roboto Mono"/>
           <w:b/>
           <w:bCs/>
         </w:rPr>
@@ -119,13 +119,13 @@
       </w:r>
       <w:r>
         <w:rPr>
-          <w:rFonts w:ascii="Roboto Mono" w:hAnsi="Roboto Mono"/>
+          <w:rFonts w:ascii="Roboto Mono" w:hAnsi="Roboto Mono" w:eastAsia="Roboto Mono"/>
         </w:rPr>
         <w:t xml:space="preserve">) is an attribute that </w:t>
       </w:r>
       <w:r>
         <w:rPr>
-          <w:rFonts w:ascii="Roboto Mono" w:hAnsi="Roboto Mono"/>
+          <w:rFonts w:ascii="Roboto Mono" w:hAnsi="Roboto Mono" w:eastAsia="Roboto Mono"/>
           <w:b/>
           <w:bCs/>
         </w:rPr>
@@ -133,7 +133,7 @@
       </w:r>
       <w:r>
         <w:rPr>
-          <w:rFonts w:ascii="Roboto Mono" w:hAnsi="Roboto Mono"/>
+          <w:rFonts w:ascii="Roboto Mono" w:hAnsi="Roboto Mono" w:eastAsia="Roboto Mono"/>
         </w:rPr>
         <w:t>.</w:t>
       </w:r>
@@ -146,7 +146,7 @@
       </w:pPr>
       <w:r>
         <w:rPr>
-          <w:rFonts w:ascii="Roboto Mono" w:hAnsi="Roboto Mono"/>
+          <w:rFonts w:ascii="Roboto Mono" w:hAnsi="Roboto Mono" w:eastAsia="Roboto Mono"/>
         </w:rPr>
         <w:t>It stores a single value and is treated as one unit of data.</w:t>
       </w:r>
@@ -159,7 +159,7 @@
       </w:pPr>
       <w:r>
         <w:rPr>
-          <w:rFonts w:ascii="Roboto Mono" w:hAnsi="Roboto Mono"/>
+          <w:rFonts w:ascii="Roboto Mono" w:hAnsi="Roboto Mono" w:eastAsia="Roboto Mono"/>
         </w:rPr>
         <w:pict w14:anchorId="417C3348">
           <v:rect id="_x0000_i1025" style="width:0;height:1.5pt" o:hralign="center" o:hrstd="t" o:hr="t" fillcolor="#a0a0a0" stroked="f"/>
@@ -183,7 +183,7 @@
     <w:p>
       <w:r>
         <w:rPr>
-          <w:rFonts w:ascii="Arial" w:hAnsi="Arial" w:cs="Arial"/>
+          <w:rFonts w:ascii="Arial" w:hAnsi="Arial" w:cs="Arial" w:eastAsia="Arial"/>
           <w:b/>
           <w:color w:val="000000"/>
           <w:sz w:val="18"/>
@@ -193,7 +193,7 @@
       </w:r>
       <w:r>
         <w:rPr>
-          <w:rFonts w:ascii="Arial" w:hAnsi="Arial" w:cs="Arial"/>
+          <w:rFonts w:ascii="Arial" w:hAnsi="Arial" w:cs="Arial" w:eastAsia="Arial"/>
           <w:color w:val="000000"/>
           <w:sz w:val="18"/>
           <w:highlight w:val="lightGray"/>
@@ -202,7 +202,7 @@
       </w:r>
       <w:r>
         <w:rPr>
-          <w:rFonts w:ascii="Arial" w:hAnsi="Arial" w:cs="Arial"/>
+          <w:rFonts w:ascii="Arial" w:hAnsi="Arial" w:cs="Arial" w:eastAsia="Arial"/>
           <w:b/>
           <w:color w:val="000000"/>
           <w:sz w:val="18"/>
@@ -212,7 +212,7 @@
       </w:r>
       <w:r>
         <w:rPr>
-          <w:rFonts w:ascii="Arial" w:hAnsi="Arial" w:cs="Arial"/>
+          <w:rFonts w:ascii="Arial" w:hAnsi="Arial" w:cs="Arial" w:eastAsia="Arial"/>
           <w:color w:val="000000"/>
           <w:sz w:val="18"/>
           <w:highlight w:val="lightGray"/>
@@ -221,7 +221,7 @@
       </w:r>
       <w:r>
         <w:rPr>
-          <w:rFonts w:ascii="Arial" w:hAnsi="Arial" w:cs="Arial"/>
+          <w:rFonts w:ascii="Arial" w:hAnsi="Arial" w:cs="Arial" w:eastAsia="Arial"/>
           <w:b/>
           <w:color w:val="000000"/>
           <w:sz w:val="18"/>
@@ -231,7 +231,7 @@
       </w:r>
       <w:r>
         <w:rPr>
-          <w:rFonts w:ascii="Arial" w:hAnsi="Arial" w:cs="Arial"/>
+          <w:rFonts w:ascii="Arial" w:hAnsi="Arial" w:cs="Arial" w:eastAsia="Arial"/>
           <w:color w:val="000000"/>
           <w:sz w:val="18"/>
           <w:highlight w:val="lightGray"/>
@@ -247,7 +247,7 @@
       </w:pPr>
       <w:r>
         <w:rPr>
-          <w:rFonts w:ascii="Roboto Mono" w:hAnsi="Roboto Mono"/>
+          <w:rFonts w:ascii="Roboto Mono" w:hAnsi="Roboto Mono" w:eastAsia="Roboto Mono"/>
         </w:rPr>
         <w:t>Simple attributes are used to store:</w:t>
       </w:r>
@@ -264,7 +264,7 @@
       </w:pPr>
       <w:r>
         <w:rPr>
-          <w:rFonts w:ascii="Roboto Mono" w:hAnsi="Roboto Mono"/>
+          <w:rFonts w:ascii="Roboto Mono" w:hAnsi="Roboto Mono" w:eastAsia="Roboto Mono"/>
         </w:rPr>
         <w:t xml:space="preserve">Individual pieces of information </w:t>
       </w:r>
@@ -281,7 +281,7 @@
       </w:pPr>
       <w:r>
         <w:rPr>
-          <w:rFonts w:ascii="Roboto Mono" w:hAnsi="Roboto Mono"/>
+          <w:rFonts w:ascii="Roboto Mono" w:hAnsi="Roboto Mono" w:eastAsia="Roboto Mono"/>
         </w:rPr>
         <w:t xml:space="preserve">Single values </w:t>
       </w:r>
@@ -298,7 +298,7 @@
       </w:pPr>
       <w:r>
         <w:rPr>
-          <w:rFonts w:ascii="Roboto Mono" w:hAnsi="Roboto Mono"/>
+          <w:rFonts w:ascii="Roboto Mono" w:hAnsi="Roboto Mono" w:eastAsia="Roboto Mono"/>
         </w:rPr>
         <w:t xml:space="preserve">Data that does not need further breakdown </w:t>
       </w:r>
@@ -311,7 +311,7 @@
       </w:pPr>
       <w:r>
         <w:rPr>
-          <w:rFonts w:ascii="Roboto Mono" w:hAnsi="Roboto Mono"/>
+          <w:rFonts w:ascii="Roboto Mono" w:hAnsi="Roboto Mono" w:eastAsia="Roboto Mono"/>
         </w:rPr>
         <w:pict w14:anchorId="54C818DD">
           <v:rect id="_x0000_i1026" style="width:0;height:1.5pt" o:hralign="center" o:hrstd="t" o:hr="t" fillcolor="#a0a0a0" stroked="f"/>
@@ -342,7 +342,7 @@
       </w:pPr>
       <w:r>
         <w:rPr>
-          <w:rFonts w:ascii="Arial" w:hAnsi="Arial" w:cs="Arial"/>
+          <w:rFonts w:ascii="Arial" w:hAnsi="Arial" w:cs="Arial" w:eastAsia="Arial"/>
           <w:b/>
           <w:color w:val="000000"/>
           <w:sz w:val="18"/>
@@ -352,7 +352,7 @@
       </w:r>
       <w:r>
         <w:rPr>
-          <w:rFonts w:ascii="Arial" w:hAnsi="Arial" w:cs="Arial"/>
+          <w:rFonts w:ascii="Arial" w:hAnsi="Arial" w:cs="Arial" w:eastAsia="Arial"/>
           <w:color w:val="000000"/>
           <w:sz w:val="18"/>
           <w:highlight w:val="lightGray"/>
@@ -361,7 +361,7 @@
       </w:r>
       <w:r>
         <w:rPr>
-          <w:rFonts w:ascii="Arial" w:hAnsi="Arial" w:cs="Arial"/>
+          <w:rFonts w:ascii="Arial" w:hAnsi="Arial" w:cs="Arial" w:eastAsia="Arial"/>
           <w:b/>
           <w:color w:val="000000"/>
           <w:sz w:val="18"/>
@@ -371,7 +371,7 @@
       </w:r>
       <w:r>
         <w:rPr>
-          <w:rFonts w:ascii="Arial" w:hAnsi="Arial" w:cs="Arial"/>
+          <w:rFonts w:ascii="Arial" w:hAnsi="Arial" w:cs="Arial" w:eastAsia="Arial"/>
           <w:color w:val="000000"/>
           <w:sz w:val="18"/>
           <w:highlight w:val="lightGray"/>
@@ -380,7 +380,7 @@
       </w:r>
       <w:r>
         <w:rPr>
-          <w:rFonts w:ascii="Arial" w:hAnsi="Arial" w:cs="Arial"/>
+          <w:rFonts w:ascii="Arial" w:hAnsi="Arial" w:cs="Arial" w:eastAsia="Arial"/>
           <w:b/>
           <w:color w:val="000000"/>
           <w:sz w:val="18"/>
@@ -390,7 +390,7 @@
       </w:r>
       <w:r>
         <w:rPr>
-          <w:rFonts w:ascii="Arial" w:hAnsi="Arial" w:cs="Arial"/>
+          <w:rFonts w:ascii="Arial" w:hAnsi="Arial" w:cs="Arial" w:eastAsia="Arial"/>
           <w:color w:val="000000"/>
           <w:sz w:val="18"/>
           <w:highlight w:val="lightGray"/>
@@ -757,7 +757,7 @@
       </w:pPr>
       <w:r>
         <w:rPr>
-          <w:rFonts w:ascii="Roboto Mono" w:hAnsi="Roboto Mono"/>
+          <w:rFonts w:ascii="Roboto Mono" w:hAnsi="Roboto Mono" w:eastAsia="Roboto Mono"/>
         </w:rPr>
         <w:t>These attributes contain a single value and cannot be meaningfully split into smaller components.</w:t>
       </w:r>
@@ -770,7 +770,7 @@
       </w:pPr>
       <w:r>
         <w:rPr>
-          <w:rFonts w:ascii="Roboto Mono" w:hAnsi="Roboto Mono"/>
+          <w:rFonts w:ascii="Roboto Mono" w:hAnsi="Roboto Mono" w:eastAsia="Roboto Mono"/>
         </w:rPr>
         <w:pict w14:anchorId="1B6EA99C">
           <v:rect id="_x0000_i1027" style="width:0;height:1.5pt" o:hralign="center" o:hrstd="t" o:hr="t" fillcolor="#a0a0a0" stroked="f"/>
@@ -794,7 +794,7 @@
     <w:p>
       <w:r>
         <w:rPr>
-          <w:rFonts w:ascii="Arial" w:hAnsi="Arial" w:cs="Arial"/>
+          <w:rFonts w:ascii="Arial" w:hAnsi="Arial" w:cs="Arial" w:eastAsia="Arial"/>
           <w:b/>
           <w:color w:val="000000"/>
           <w:sz w:val="18"/>
@@ -804,7 +804,7 @@
       </w:r>
       <w:r>
         <w:rPr>
-          <w:rFonts w:ascii="Arial" w:hAnsi="Arial" w:cs="Arial"/>
+          <w:rFonts w:ascii="Arial" w:hAnsi="Arial" w:cs="Arial" w:eastAsia="Arial"/>
           <w:color w:val="000000"/>
           <w:sz w:val="18"/>
           <w:highlight w:val="lightGray"/>
@@ -813,7 +813,7 @@
       </w:r>
       <w:r>
         <w:rPr>
-          <w:rFonts w:ascii="Arial" w:hAnsi="Arial" w:cs="Arial"/>
+          <w:rFonts w:ascii="Arial" w:hAnsi="Arial" w:cs="Arial" w:eastAsia="Arial"/>
           <w:b/>
           <w:color w:val="000000"/>
           <w:sz w:val="18"/>
@@ -823,7 +823,7 @@
       </w:r>
       <w:r>
         <w:rPr>
-          <w:rFonts w:ascii="Arial" w:hAnsi="Arial" w:cs="Arial"/>
+          <w:rFonts w:ascii="Arial" w:hAnsi="Arial" w:cs="Arial" w:eastAsia="Arial"/>
           <w:color w:val="000000"/>
           <w:sz w:val="18"/>
           <w:highlight w:val="lightGray"/>
@@ -832,7 +832,7 @@
       </w:r>
       <w:r>
         <w:rPr>
-          <w:rFonts w:ascii="Arial" w:hAnsi="Arial" w:cs="Arial"/>
+          <w:rFonts w:ascii="Arial" w:hAnsi="Arial" w:cs="Arial" w:eastAsia="Arial"/>
           <w:b/>
           <w:color w:val="000000"/>
           <w:sz w:val="18"/>
@@ -842,7 +842,7 @@
       </w:r>
       <w:r>
         <w:rPr>
-          <w:rFonts w:ascii="Arial" w:hAnsi="Arial" w:cs="Arial"/>
+          <w:rFonts w:ascii="Arial" w:hAnsi="Arial" w:cs="Arial" w:eastAsia="Arial"/>
           <w:color w:val="000000"/>
           <w:sz w:val="18"/>
           <w:highlight w:val="lightGray"/>
@@ -860,7 +860,7 @@
       </w:pPr>
       <w:r>
         <w:rPr>
-          <w:rFonts w:ascii="Roboto Mono" w:hAnsi="Roboto Mono"/>
+          <w:rFonts w:ascii="Roboto Mono" w:hAnsi="Roboto Mono" w:eastAsia="Roboto Mono"/>
           <w:b/>
           <w:bCs/>
         </w:rPr>
@@ -937,7 +937,7 @@
       </w:pPr>
       <w:r>
         <w:rPr>
-          <w:rFonts w:ascii="Roboto Mono" w:hAnsi="Roboto Mono"/>
+          <w:rFonts w:ascii="Roboto Mono" w:hAnsi="Roboto Mono" w:eastAsia="Roboto Mono"/>
         </w:rPr>
         <w:t>Customer</w:t>
       </w:r>
@@ -952,7 +952,7 @@
       </w:pPr>
       <w:r>
         <w:rPr>
-          <w:rFonts w:ascii="Roboto Mono" w:hAnsi="Roboto Mono"/>
+          <w:rFonts w:ascii="Roboto Mono" w:hAnsi="Roboto Mono" w:eastAsia="Roboto Mono"/>
           <w:b/>
           <w:bCs/>
         </w:rPr>
@@ -1029,79 +1029,79 @@
       </w:pPr>
       <w:r>
         <w:rPr>
-          <w:rFonts w:ascii="Roboto Mono" w:hAnsi="Roboto Mono"/>
+          <w:rFonts w:ascii="Roboto Mono" w:hAnsi="Roboto Mono" w:eastAsia="Roboto Mono"/>
         </w:rPr>
         <w:t>Customer</w:t>
       </w:r>
       <w:r>
         <w:rPr>
-          <w:rFonts w:ascii="Roboto Mono" w:hAnsi="Roboto Mono"/>
+          <w:rFonts w:ascii="Roboto Mono" w:hAnsi="Roboto Mono" w:eastAsia="Roboto Mono"/>
         </w:rPr>
         <w:br/>
       </w:r>
       <w:r>
         <w:rPr>
-          <w:rFonts w:ascii="MS Gothic" w:eastAsia="MS Gothic" w:hAnsi="MS Gothic" w:cs="MS Gothic" w:hint="eastAsia"/>
+          <w:rFonts w:ascii="Roboto Mono" w:eastAsia="Roboto Mono" w:hAnsi="Roboto Mono" w:cs="MS Gothic" w:hint="eastAsia"/>
         </w:rPr>
         <w:t>├──</w:t>
       </w:r>
       <w:r>
         <w:rPr>
-          <w:rFonts w:ascii="Roboto Mono" w:hAnsi="Roboto Mono"/>
+          <w:rFonts w:ascii="Roboto Mono" w:hAnsi="Roboto Mono" w:eastAsia="Roboto Mono"/>
         </w:rPr>
         <w:t xml:space="preserve"> CustomerID</w:t>
       </w:r>
       <w:r>
         <w:rPr>
-          <w:rFonts w:ascii="Roboto Mono" w:hAnsi="Roboto Mono"/>
+          <w:rFonts w:ascii="Roboto Mono" w:hAnsi="Roboto Mono" w:eastAsia="Roboto Mono"/>
         </w:rPr>
         <w:br/>
       </w:r>
       <w:r>
         <w:rPr>
-          <w:rFonts w:ascii="MS Gothic" w:eastAsia="MS Gothic" w:hAnsi="MS Gothic" w:cs="MS Gothic" w:hint="eastAsia"/>
+          <w:rFonts w:ascii="Roboto Mono" w:eastAsia="Roboto Mono" w:hAnsi="Roboto Mono" w:cs="MS Gothic" w:hint="eastAsia"/>
         </w:rPr>
         <w:t>├──</w:t>
       </w:r>
       <w:r>
         <w:rPr>
-          <w:rFonts w:ascii="Roboto Mono" w:hAnsi="Roboto Mono"/>
+          <w:rFonts w:ascii="Roboto Mono" w:hAnsi="Roboto Mono" w:eastAsia="Roboto Mono"/>
         </w:rPr>
         <w:t xml:space="preserve"> Age</w:t>
       </w:r>
       <w:r>
         <w:rPr>
-          <w:rFonts w:ascii="Roboto Mono" w:hAnsi="Roboto Mono"/>
+          <w:rFonts w:ascii="Roboto Mono" w:hAnsi="Roboto Mono" w:eastAsia="Roboto Mono"/>
         </w:rPr>
         <w:br/>
       </w:r>
       <w:r>
         <w:rPr>
-          <w:rFonts w:ascii="MS Gothic" w:eastAsia="MS Gothic" w:hAnsi="MS Gothic" w:cs="MS Gothic" w:hint="eastAsia"/>
+          <w:rFonts w:ascii="Roboto Mono" w:eastAsia="Roboto Mono" w:hAnsi="Roboto Mono" w:cs="MS Gothic" w:hint="eastAsia"/>
         </w:rPr>
         <w:t>├──</w:t>
       </w:r>
       <w:r>
         <w:rPr>
-          <w:rFonts w:ascii="Roboto Mono" w:hAnsi="Roboto Mono"/>
+          <w:rFonts w:ascii="Roboto Mono" w:hAnsi="Roboto Mono" w:eastAsia="Roboto Mono"/>
         </w:rPr>
         <w:t xml:space="preserve"> Gender</w:t>
       </w:r>
       <w:r>
         <w:rPr>
-          <w:rFonts w:ascii="Roboto Mono" w:hAnsi="Roboto Mono"/>
+          <w:rFonts w:ascii="Roboto Mono" w:hAnsi="Roboto Mono" w:eastAsia="Roboto Mono"/>
         </w:rPr>
         <w:br/>
       </w:r>
       <w:r>
         <w:rPr>
-          <w:rFonts w:ascii="MS Gothic" w:eastAsia="MS Gothic" w:hAnsi="MS Gothic" w:cs="MS Gothic" w:hint="eastAsia"/>
+          <w:rFonts w:ascii="Roboto Mono" w:eastAsia="Roboto Mono" w:hAnsi="Roboto Mono" w:cs="MS Gothic" w:hint="eastAsia"/>
         </w:rPr>
         <w:t>└──</w:t>
       </w:r>
       <w:r>
         <w:rPr>
-          <w:rFonts w:ascii="Roboto Mono" w:hAnsi="Roboto Mono"/>
+          <w:rFonts w:ascii="Roboto Mono" w:hAnsi="Roboto Mono" w:eastAsia="Roboto Mono"/>
         </w:rPr>
         <w:t xml:space="preserve"> Email</w:t>
       </w:r>
@@ -1114,7 +1114,7 @@
       </w:pPr>
       <w:r>
         <w:rPr>
-          <w:rFonts w:ascii="Roboto Mono" w:hAnsi="Roboto Mono"/>
+          <w:rFonts w:ascii="Roboto Mono" w:hAnsi="Roboto Mono" w:eastAsia="Roboto Mono"/>
         </w:rPr>
         <w:t>Simple Attributes:</w:t>
       </w:r>
@@ -1187,27 +1187,27 @@
       </w:pPr>
       <w:r>
         <w:rPr>
-          <w:rFonts w:ascii="Roboto Mono" w:hAnsi="Roboto Mono"/>
+          <w:rFonts w:ascii="Roboto Mono" w:hAnsi="Roboto Mono" w:eastAsia="Roboto Mono"/>
         </w:rPr>
         <w:t>CustomerID</w:t>
       </w:r>
       <w:r>
         <w:rPr>
-          <w:rFonts w:ascii="Roboto Mono" w:hAnsi="Roboto Mono"/>
+          <w:rFonts w:ascii="Roboto Mono" w:hAnsi="Roboto Mono" w:eastAsia="Roboto Mono"/>
         </w:rPr>
         <w:br/>
         <w:t>Age</w:t>
       </w:r>
       <w:r>
         <w:rPr>
-          <w:rFonts w:ascii="Roboto Mono" w:hAnsi="Roboto Mono"/>
+          <w:rFonts w:ascii="Roboto Mono" w:hAnsi="Roboto Mono" w:eastAsia="Roboto Mono"/>
         </w:rPr>
         <w:br/>
         <w:t>Gender</w:t>
       </w:r>
       <w:r>
         <w:rPr>
-          <w:rFonts w:ascii="Roboto Mono" w:hAnsi="Roboto Mono"/>
+          <w:rFonts w:ascii="Roboto Mono" w:hAnsi="Roboto Mono" w:eastAsia="Roboto Mono"/>
         </w:rPr>
         <w:br/>
         <w:t>Email</w:t>
@@ -1221,7 +1221,7 @@
       </w:pPr>
       <w:r>
         <w:rPr>
-          <w:rFonts w:ascii="Roboto Mono" w:hAnsi="Roboto Mono"/>
+          <w:rFonts w:ascii="Roboto Mono" w:hAnsi="Roboto Mono" w:eastAsia="Roboto Mono"/>
         </w:rPr>
         <w:pict w14:anchorId="7F6D788B">
           <v:rect id="_x0000_i1028" style="width:0;height:1.5pt" o:hralign="center" o:hrstd="t" o:hr="t" fillcolor="#a0a0a0" stroked="f"/>
@@ -1252,7 +1252,7 @@
       </w:pPr>
       <w:r>
         <w:rPr>
-          <w:rFonts w:ascii="Arial" w:hAnsi="Arial" w:cs="Arial"/>
+          <w:rFonts w:ascii="Arial" w:hAnsi="Arial" w:cs="Arial" w:eastAsia="Arial"/>
           <w:b/>
           <w:color w:val="000000"/>
           <w:sz w:val="18"/>
@@ -1262,7 +1262,7 @@
       </w:r>
       <w:r>
         <w:rPr>
-          <w:rFonts w:ascii="Arial" w:hAnsi="Arial" w:cs="Arial"/>
+          <w:rFonts w:ascii="Arial" w:hAnsi="Arial" w:cs="Arial" w:eastAsia="Arial"/>
           <w:color w:val="000000"/>
           <w:sz w:val="18"/>
           <w:highlight w:val="lightGray"/>
@@ -1271,7 +1271,7 @@
       </w:r>
       <w:r>
         <w:rPr>
-          <w:rFonts w:ascii="Arial" w:hAnsi="Arial" w:cs="Arial"/>
+          <w:rFonts w:ascii="Arial" w:hAnsi="Arial" w:cs="Arial" w:eastAsia="Arial"/>
           <w:b/>
           <w:color w:val="000000"/>
           <w:sz w:val="18"/>
@@ -1281,7 +1281,7 @@
       </w:r>
       <w:r>
         <w:rPr>
-          <w:rFonts w:ascii="Arial" w:hAnsi="Arial" w:cs="Arial"/>
+          <w:rFonts w:ascii="Arial" w:hAnsi="Arial" w:cs="Arial" w:eastAsia="Arial"/>
           <w:color w:val="000000"/>
           <w:sz w:val="18"/>
           <w:highlight w:val="lightGray"/>
@@ -1290,7 +1290,7 @@
       </w:r>
       <w:r>
         <w:rPr>
-          <w:rFonts w:ascii="Arial" w:hAnsi="Arial" w:cs="Arial"/>
+          <w:rFonts w:ascii="Arial" w:hAnsi="Arial" w:cs="Arial" w:eastAsia="Arial"/>
           <w:b/>
           <w:color w:val="000000"/>
           <w:sz w:val="18"/>
@@ -1300,7 +1300,7 @@
       </w:r>
       <w:r>
         <w:rPr>
-          <w:rFonts w:ascii="Arial" w:hAnsi="Arial" w:cs="Arial"/>
+          <w:rFonts w:ascii="Arial" w:hAnsi="Arial" w:cs="Arial" w:eastAsia="Arial"/>
           <w:color w:val="000000"/>
           <w:sz w:val="18"/>
           <w:highlight w:val="lightGray"/>
@@ -1597,7 +1597,7 @@
       </w:pPr>
       <w:r>
         <w:rPr>
-          <w:rFonts w:ascii="Roboto Mono" w:hAnsi="Roboto Mono"/>
+          <w:rFonts w:ascii="Roboto Mono" w:hAnsi="Roboto Mono" w:eastAsia="Roboto Mono"/>
         </w:rPr>
         <w:t>Each column stores one atomic value.</w:t>
       </w:r>
@@ -1610,7 +1610,7 @@
       </w:pPr>
       <w:r>
         <w:rPr>
-          <w:rFonts w:ascii="Roboto Mono" w:hAnsi="Roboto Mono"/>
+          <w:rFonts w:ascii="Roboto Mono" w:hAnsi="Roboto Mono" w:eastAsia="Roboto Mono"/>
         </w:rPr>
         <w:pict w14:anchorId="25B67983">
           <v:rect id="_x0000_i1029" style="width:0;height:1.5pt" o:hralign="center" o:hrstd="t" o:hr="t" fillcolor="#a0a0a0" stroked="f"/>
@@ -1634,7 +1634,7 @@
     <w:p>
       <w:r>
         <w:rPr>
-          <w:rFonts w:ascii="Arial" w:hAnsi="Arial" w:cs="Arial"/>
+          <w:rFonts w:ascii="Arial" w:hAnsi="Arial" w:cs="Arial" w:eastAsia="Arial"/>
           <w:b/>
           <w:color w:val="000000"/>
           <w:sz w:val="18"/>
@@ -1644,7 +1644,7 @@
       </w:r>
       <w:r>
         <w:rPr>
-          <w:rFonts w:ascii="Arial" w:hAnsi="Arial" w:cs="Arial"/>
+          <w:rFonts w:ascii="Arial" w:hAnsi="Arial" w:cs="Arial" w:eastAsia="Arial"/>
           <w:color w:val="000000"/>
           <w:sz w:val="18"/>
           <w:highlight w:val="lightGray"/>
@@ -1653,7 +1653,7 @@
       </w:r>
       <w:r>
         <w:rPr>
-          <w:rFonts w:ascii="Arial" w:hAnsi="Arial" w:cs="Arial"/>
+          <w:rFonts w:ascii="Arial" w:hAnsi="Arial" w:cs="Arial" w:eastAsia="Arial"/>
           <w:b/>
           <w:color w:val="000000"/>
           <w:sz w:val="18"/>
@@ -1663,7 +1663,7 @@
       </w:r>
       <w:r>
         <w:rPr>
-          <w:rFonts w:ascii="Arial" w:hAnsi="Arial" w:cs="Arial"/>
+          <w:rFonts w:ascii="Arial" w:hAnsi="Arial" w:cs="Arial" w:eastAsia="Arial"/>
           <w:color w:val="000000"/>
           <w:sz w:val="18"/>
           <w:highlight w:val="lightGray"/>
@@ -1672,7 +1672,7 @@
       </w:r>
       <w:r>
         <w:rPr>
-          <w:rFonts w:ascii="Arial" w:hAnsi="Arial" w:cs="Arial"/>
+          <w:rFonts w:ascii="Arial" w:hAnsi="Arial" w:cs="Arial" w:eastAsia="Arial"/>
           <w:b/>
           <w:color w:val="000000"/>
           <w:sz w:val="18"/>
@@ -1682,7 +1682,7 @@
       </w:r>
       <w:r>
         <w:rPr>
-          <w:rFonts w:ascii="Arial" w:hAnsi="Arial" w:cs="Arial"/>
+          <w:rFonts w:ascii="Arial" w:hAnsi="Arial" w:cs="Arial" w:eastAsia="Arial"/>
           <w:color w:val="000000"/>
           <w:sz w:val="18"/>
           <w:highlight w:val="lightGray"/>
@@ -1698,7 +1698,7 @@
       </w:pPr>
       <w:r>
         <w:rPr>
-          <w:rFonts w:ascii="Roboto Mono" w:hAnsi="Roboto Mono"/>
+          <w:rFonts w:ascii="Roboto Mono" w:hAnsi="Roboto Mono" w:eastAsia="Roboto Mono"/>
         </w:rPr>
         <w:t>A simple attribute:</w:t>
       </w:r>
@@ -1715,7 +1715,7 @@
       </w:pPr>
       <w:r>
         <w:rPr>
-          <w:rFonts w:ascii="Roboto Mono" w:hAnsi="Roboto Mono"/>
+          <w:rFonts w:ascii="Roboto Mono" w:hAnsi="Roboto Mono" w:eastAsia="Roboto Mono"/>
         </w:rPr>
         <w:t xml:space="preserve">Stores one value </w:t>
       </w:r>
@@ -1732,7 +1732,7 @@
       </w:pPr>
       <w:r>
         <w:rPr>
-          <w:rFonts w:ascii="Roboto Mono" w:hAnsi="Roboto Mono"/>
+          <w:rFonts w:ascii="Roboto Mono" w:hAnsi="Roboto Mono" w:eastAsia="Roboto Mono"/>
         </w:rPr>
         <w:t xml:space="preserve">Cannot be subdivided </w:t>
       </w:r>
@@ -1749,7 +1749,7 @@
       </w:pPr>
       <w:r>
         <w:rPr>
-          <w:rFonts w:ascii="Roboto Mono" w:hAnsi="Roboto Mono"/>
+          <w:rFonts w:ascii="Roboto Mono" w:hAnsi="Roboto Mono" w:eastAsia="Roboto Mono"/>
         </w:rPr>
         <w:t xml:space="preserve">Has one meaning </w:t>
       </w:r>
@@ -1766,7 +1766,7 @@
       </w:pPr>
       <w:r>
         <w:rPr>
-          <w:rFonts w:ascii="Roboto Mono" w:hAnsi="Roboto Mono"/>
+          <w:rFonts w:ascii="Roboto Mono" w:hAnsi="Roboto Mono" w:eastAsia="Roboto Mono"/>
         </w:rPr>
         <w:t xml:space="preserve">Maps directly to a database column </w:t>
       </w:r>
@@ -1779,7 +1779,7 @@
       </w:pPr>
       <w:r>
         <w:rPr>
-          <w:rFonts w:ascii="Roboto Mono" w:hAnsi="Roboto Mono"/>
+          <w:rFonts w:ascii="Roboto Mono" w:hAnsi="Roboto Mono" w:eastAsia="Roboto Mono"/>
         </w:rPr>
         <w:pict w14:anchorId="64606ABB">
           <v:rect id="_x0000_i1030" style="width:0;height:1.5pt" o:hralign="center" o:hrstd="t" o:hr="t" fillcolor="#a0a0a0" stroked="f"/>
@@ -1810,7 +1810,7 @@
       </w:pPr>
       <w:r>
         <w:rPr>
-          <w:rFonts w:ascii="Arial" w:hAnsi="Arial" w:cs="Arial"/>
+          <w:rFonts w:ascii="Arial" w:hAnsi="Arial" w:cs="Arial" w:eastAsia="Arial"/>
           <w:b/>
           <w:color w:val="000000"/>
           <w:sz w:val="18"/>
@@ -1820,7 +1820,7 @@
       </w:r>
       <w:r>
         <w:rPr>
-          <w:rFonts w:ascii="Arial" w:hAnsi="Arial" w:cs="Arial"/>
+          <w:rFonts w:ascii="Arial" w:hAnsi="Arial" w:cs="Arial" w:eastAsia="Arial"/>
           <w:color w:val="000000"/>
           <w:sz w:val="18"/>
           <w:highlight w:val="lightGray"/>
@@ -1829,7 +1829,7 @@
       </w:r>
       <w:r>
         <w:rPr>
-          <w:rFonts w:ascii="Arial" w:hAnsi="Arial" w:cs="Arial"/>
+          <w:rFonts w:ascii="Arial" w:hAnsi="Arial" w:cs="Arial" w:eastAsia="Arial"/>
           <w:b/>
           <w:color w:val="000000"/>
           <w:sz w:val="18"/>
@@ -1839,7 +1839,7 @@
       </w:r>
       <w:r>
         <w:rPr>
-          <w:rFonts w:ascii="Arial" w:hAnsi="Arial" w:cs="Arial"/>
+          <w:rFonts w:ascii="Arial" w:hAnsi="Arial" w:cs="Arial" w:eastAsia="Arial"/>
           <w:color w:val="000000"/>
           <w:sz w:val="18"/>
           <w:highlight w:val="lightGray"/>
@@ -1848,7 +1848,7 @@
       </w:r>
       <w:r>
         <w:rPr>
-          <w:rFonts w:ascii="Arial" w:hAnsi="Arial" w:cs="Arial"/>
+          <w:rFonts w:ascii="Arial" w:hAnsi="Arial" w:cs="Arial" w:eastAsia="Arial"/>
           <w:b/>
           <w:color w:val="000000"/>
           <w:sz w:val="18"/>
@@ -1858,7 +1858,7 @@
       </w:r>
       <w:r>
         <w:rPr>
-          <w:rFonts w:ascii="Arial" w:hAnsi="Arial" w:cs="Arial"/>
+          <w:rFonts w:ascii="Arial" w:hAnsi="Arial" w:cs="Arial" w:eastAsia="Arial"/>
           <w:color w:val="000000"/>
           <w:sz w:val="18"/>
           <w:highlight w:val="lightGray"/>
@@ -1929,76 +1929,76 @@
       </w:pPr>
       <w:r>
         <w:rPr>
-          <w:rFonts w:ascii="Roboto Mono" w:hAnsi="Roboto Mono"/>
+          <w:rFonts w:ascii="Roboto Mono" w:hAnsi="Roboto Mono" w:eastAsia="Roboto Mono"/>
         </w:rPr>
         <w:t xml:space="preserve">       Customer</w:t>
       </w:r>
       <w:r>
         <w:rPr>
-          <w:rFonts w:ascii="Roboto Mono" w:hAnsi="Roboto Mono"/>
+          <w:rFonts w:ascii="Roboto Mono" w:hAnsi="Roboto Mono" w:eastAsia="Roboto Mono"/>
         </w:rPr>
         <w:br/>
         <w:t xml:space="preserve">           </w:t>
       </w:r>
       <w:r>
         <w:rPr>
-          <w:rFonts w:ascii="MS Gothic" w:eastAsia="MS Gothic" w:hAnsi="MS Gothic" w:cs="MS Gothic" w:hint="eastAsia"/>
+          <w:rFonts w:ascii="Roboto Mono" w:eastAsia="Roboto Mono" w:hAnsi="Roboto Mono" w:cs="MS Gothic" w:hint="eastAsia"/>
         </w:rPr>
         <w:t>│</w:t>
       </w:r>
       <w:r>
         <w:rPr>
-          <w:rFonts w:ascii="Roboto Mono" w:hAnsi="Roboto Mono"/>
+          <w:rFonts w:ascii="Roboto Mono" w:hAnsi="Roboto Mono" w:eastAsia="Roboto Mono"/>
         </w:rPr>
         <w:br/>
         <w:t xml:space="preserve">    </w:t>
       </w:r>
       <w:r>
         <w:rPr>
-          <w:rFonts w:ascii="MS Gothic" w:eastAsia="MS Gothic" w:hAnsi="MS Gothic" w:cs="MS Gothic" w:hint="eastAsia"/>
+          <w:rFonts w:ascii="Roboto Mono" w:eastAsia="Roboto Mono" w:hAnsi="Roboto Mono" w:cs="MS Gothic" w:hint="eastAsia"/>
         </w:rPr>
         <w:t>┌──────┼──────┐</w:t>
       </w:r>
       <w:r>
         <w:rPr>
-          <w:rFonts w:ascii="Roboto Mono" w:hAnsi="Roboto Mono"/>
+          <w:rFonts w:ascii="Roboto Mono" w:hAnsi="Roboto Mono" w:eastAsia="Roboto Mono"/>
         </w:rPr>
         <w:br/>
         <w:t xml:space="preserve">    </w:t>
       </w:r>
       <w:r>
         <w:rPr>
-          <w:rFonts w:ascii="MS Gothic" w:eastAsia="MS Gothic" w:hAnsi="MS Gothic" w:cs="MS Gothic" w:hint="eastAsia"/>
+          <w:rFonts w:ascii="Roboto Mono" w:eastAsia="Roboto Mono" w:hAnsi="Roboto Mono" w:cs="MS Gothic" w:hint="eastAsia"/>
         </w:rPr>
         <w:t>│</w:t>
       </w:r>
       <w:r>
         <w:rPr>
-          <w:rFonts w:ascii="Roboto Mono" w:hAnsi="Roboto Mono"/>
+          <w:rFonts w:ascii="Roboto Mono" w:hAnsi="Roboto Mono" w:eastAsia="Roboto Mono"/>
         </w:rPr>
         <w:t xml:space="preserve">      </w:t>
       </w:r>
       <w:r>
         <w:rPr>
-          <w:rFonts w:ascii="MS Gothic" w:eastAsia="MS Gothic" w:hAnsi="MS Gothic" w:cs="MS Gothic" w:hint="eastAsia"/>
+          <w:rFonts w:ascii="Roboto Mono" w:eastAsia="Roboto Mono" w:hAnsi="Roboto Mono" w:cs="MS Gothic" w:hint="eastAsia"/>
         </w:rPr>
         <w:t>│</w:t>
       </w:r>
       <w:r>
         <w:rPr>
-          <w:rFonts w:ascii="Roboto Mono" w:hAnsi="Roboto Mono"/>
+          <w:rFonts w:ascii="Roboto Mono" w:hAnsi="Roboto Mono" w:eastAsia="Roboto Mono"/>
         </w:rPr>
         <w:t xml:space="preserve">      </w:t>
       </w:r>
       <w:r>
         <w:rPr>
-          <w:rFonts w:ascii="MS Gothic" w:eastAsia="MS Gothic" w:hAnsi="MS Gothic" w:cs="MS Gothic" w:hint="eastAsia"/>
+          <w:rFonts w:ascii="Roboto Mono" w:eastAsia="Roboto Mono" w:hAnsi="Roboto Mono" w:cs="MS Gothic" w:hint="eastAsia"/>
         </w:rPr>
         <w:t>│</w:t>
       </w:r>
       <w:r>
         <w:rPr>
-          <w:rFonts w:ascii="Roboto Mono" w:hAnsi="Roboto Mono"/>
+          <w:rFonts w:ascii="Roboto Mono" w:hAnsi="Roboto Mono" w:eastAsia="Roboto Mono"/>
         </w:rPr>
         <w:br/>
         <w:t>CustomerID Age  Gender</w:t>
@@ -2012,7 +2012,7 @@
       </w:pPr>
       <w:r>
         <w:rPr>
-          <w:rFonts w:ascii="Roboto Mono" w:hAnsi="Roboto Mono"/>
+          <w:rFonts w:ascii="Roboto Mono" w:hAnsi="Roboto Mono" w:eastAsia="Roboto Mono"/>
         </w:rPr>
         <w:t>Each connected item is a simple attribute.</w:t>
       </w:r>
@@ -2025,7 +2025,7 @@
       </w:pPr>
       <w:r>
         <w:rPr>
-          <w:rFonts w:ascii="Roboto Mono" w:hAnsi="Roboto Mono"/>
+          <w:rFonts w:ascii="Roboto Mono" w:hAnsi="Roboto Mono" w:eastAsia="Roboto Mono"/>
         </w:rPr>
         <w:pict w14:anchorId="61EB8776">
           <v:rect id="_x0000_i1031" style="width:0;height:1.5pt" o:hralign="center" o:hrstd="t" o:hr="t" fillcolor="#a0a0a0" stroked="f"/>
@@ -2057,7 +2057,7 @@
     <w:p>
       <w:r>
         <w:rPr>
-          <w:rFonts w:ascii="Arial" w:hAnsi="Arial" w:cs="Arial"/>
+          <w:rFonts w:ascii="Arial" w:hAnsi="Arial" w:cs="Arial" w:eastAsia="Arial"/>
           <w:b/>
           <w:color w:val="000000"/>
           <w:sz w:val="18"/>
@@ -2067,7 +2067,7 @@
       </w:r>
       <w:r>
         <w:rPr>
-          <w:rFonts w:ascii="Arial" w:hAnsi="Arial" w:cs="Arial"/>
+          <w:rFonts w:ascii="Arial" w:hAnsi="Arial" w:cs="Arial" w:eastAsia="Arial"/>
           <w:color w:val="000000"/>
           <w:sz w:val="18"/>
           <w:highlight w:val="lightGray"/>
@@ -2076,7 +2076,7 @@
       </w:r>
       <w:r>
         <w:rPr>
-          <w:rFonts w:ascii="Arial" w:hAnsi="Arial" w:cs="Arial"/>
+          <w:rFonts w:ascii="Arial" w:hAnsi="Arial" w:cs="Arial" w:eastAsia="Arial"/>
           <w:b/>
           <w:color w:val="000000"/>
           <w:sz w:val="18"/>
@@ -2086,7 +2086,7 @@
       </w:r>
       <w:r>
         <w:rPr>
-          <w:rFonts w:ascii="Arial" w:hAnsi="Arial" w:cs="Arial"/>
+          <w:rFonts w:ascii="Arial" w:hAnsi="Arial" w:cs="Arial" w:eastAsia="Arial"/>
           <w:color w:val="000000"/>
           <w:sz w:val="18"/>
           <w:highlight w:val="lightGray"/>
@@ -2095,7 +2095,7 @@
       </w:r>
       <w:r>
         <w:rPr>
-          <w:rFonts w:ascii="Arial" w:hAnsi="Arial" w:cs="Arial"/>
+          <w:rFonts w:ascii="Arial" w:hAnsi="Arial" w:cs="Arial" w:eastAsia="Arial"/>
           <w:b/>
           <w:color w:val="000000"/>
           <w:sz w:val="18"/>
@@ -2105,7 +2105,7 @@
       </w:r>
       <w:r>
         <w:rPr>
-          <w:rFonts w:ascii="Arial" w:hAnsi="Arial" w:cs="Arial"/>
+          <w:rFonts w:ascii="Arial" w:hAnsi="Arial" w:cs="Arial" w:eastAsia="Arial"/>
           <w:color w:val="000000"/>
           <w:sz w:val="18"/>
           <w:highlight w:val="lightGray"/>
@@ -2183,79 +2183,79 @@
       </w:pPr>
       <w:r>
         <w:rPr>
-          <w:rFonts w:ascii="Roboto Mono" w:hAnsi="Roboto Mono"/>
+          <w:rFonts w:ascii="Roboto Mono" w:hAnsi="Roboto Mono" w:eastAsia="Roboto Mono"/>
         </w:rPr>
         <w:t>Student</w:t>
       </w:r>
       <w:r>
         <w:rPr>
-          <w:rFonts w:ascii="Roboto Mono" w:hAnsi="Roboto Mono"/>
+          <w:rFonts w:ascii="Roboto Mono" w:hAnsi="Roboto Mono" w:eastAsia="Roboto Mono"/>
         </w:rPr>
         <w:br/>
       </w:r>
       <w:r>
         <w:rPr>
-          <w:rFonts w:ascii="MS Gothic" w:eastAsia="MS Gothic" w:hAnsi="MS Gothic" w:cs="MS Gothic" w:hint="eastAsia"/>
+          <w:rFonts w:ascii="Roboto Mono" w:eastAsia="Roboto Mono" w:hAnsi="Roboto Mono" w:cs="MS Gothic" w:hint="eastAsia"/>
         </w:rPr>
         <w:t>├──</w:t>
       </w:r>
       <w:r>
         <w:rPr>
-          <w:rFonts w:ascii="Roboto Mono" w:hAnsi="Roboto Mono"/>
+          <w:rFonts w:ascii="Roboto Mono" w:hAnsi="Roboto Mono" w:eastAsia="Roboto Mono"/>
         </w:rPr>
         <w:t xml:space="preserve"> StudentID</w:t>
       </w:r>
       <w:r>
         <w:rPr>
-          <w:rFonts w:ascii="Roboto Mono" w:hAnsi="Roboto Mono"/>
+          <w:rFonts w:ascii="Roboto Mono" w:hAnsi="Roboto Mono" w:eastAsia="Roboto Mono"/>
         </w:rPr>
         <w:br/>
       </w:r>
       <w:r>
         <w:rPr>
-          <w:rFonts w:ascii="MS Gothic" w:eastAsia="MS Gothic" w:hAnsi="MS Gothic" w:cs="MS Gothic" w:hint="eastAsia"/>
+          <w:rFonts w:ascii="Roboto Mono" w:eastAsia="Roboto Mono" w:hAnsi="Roboto Mono" w:cs="MS Gothic" w:hint="eastAsia"/>
         </w:rPr>
         <w:t>├──</w:t>
       </w:r>
       <w:r>
         <w:rPr>
-          <w:rFonts w:ascii="Roboto Mono" w:hAnsi="Roboto Mono"/>
+          <w:rFonts w:ascii="Roboto Mono" w:hAnsi="Roboto Mono" w:eastAsia="Roboto Mono"/>
         </w:rPr>
         <w:t xml:space="preserve"> Age</w:t>
       </w:r>
       <w:r>
         <w:rPr>
-          <w:rFonts w:ascii="Roboto Mono" w:hAnsi="Roboto Mono"/>
+          <w:rFonts w:ascii="Roboto Mono" w:hAnsi="Roboto Mono" w:eastAsia="Roboto Mono"/>
         </w:rPr>
         <w:br/>
       </w:r>
       <w:r>
         <w:rPr>
-          <w:rFonts w:ascii="MS Gothic" w:eastAsia="MS Gothic" w:hAnsi="MS Gothic" w:cs="MS Gothic" w:hint="eastAsia"/>
+          <w:rFonts w:ascii="Roboto Mono" w:eastAsia="Roboto Mono" w:hAnsi="Roboto Mono" w:cs="MS Gothic" w:hint="eastAsia"/>
         </w:rPr>
         <w:t>├──</w:t>
       </w:r>
       <w:r>
         <w:rPr>
-          <w:rFonts w:ascii="Roboto Mono" w:hAnsi="Roboto Mono"/>
+          <w:rFonts w:ascii="Roboto Mono" w:hAnsi="Roboto Mono" w:eastAsia="Roboto Mono"/>
         </w:rPr>
         <w:t xml:space="preserve"> GPA</w:t>
       </w:r>
       <w:r>
         <w:rPr>
-          <w:rFonts w:ascii="Roboto Mono" w:hAnsi="Roboto Mono"/>
+          <w:rFonts w:ascii="Roboto Mono" w:hAnsi="Roboto Mono" w:eastAsia="Roboto Mono"/>
         </w:rPr>
         <w:br/>
       </w:r>
       <w:r>
         <w:rPr>
-          <w:rFonts w:ascii="MS Gothic" w:eastAsia="MS Gothic" w:hAnsi="MS Gothic" w:cs="MS Gothic" w:hint="eastAsia"/>
+          <w:rFonts w:ascii="Roboto Mono" w:eastAsia="Roboto Mono" w:hAnsi="Roboto Mono" w:cs="MS Gothic" w:hint="eastAsia"/>
         </w:rPr>
         <w:t>└──</w:t>
       </w:r>
       <w:r>
         <w:rPr>
-          <w:rFonts w:ascii="Roboto Mono" w:hAnsi="Roboto Mono"/>
+          <w:rFonts w:ascii="Roboto Mono" w:hAnsi="Roboto Mono" w:eastAsia="Roboto Mono"/>
         </w:rPr>
         <w:t xml:space="preserve"> Gender</w:t>
       </w:r>
@@ -2268,7 +2268,7 @@
       </w:pPr>
       <w:r>
         <w:rPr>
-          <w:rFonts w:ascii="Roboto Mono" w:hAnsi="Roboto Mono"/>
+          <w:rFonts w:ascii="Roboto Mono" w:hAnsi="Roboto Mono" w:eastAsia="Roboto Mono"/>
         </w:rPr>
         <w:t>Simple Attributes:</w:t>
       </w:r>
@@ -2285,7 +2285,7 @@
       </w:pPr>
       <w:r>
         <w:rPr>
-          <w:rFonts w:ascii="Roboto Mono" w:hAnsi="Roboto Mono"/>
+          <w:rFonts w:ascii="Roboto Mono" w:hAnsi="Roboto Mono" w:eastAsia="Roboto Mono"/>
         </w:rPr>
         <w:t xml:space="preserve">StudentID </w:t>
       </w:r>
@@ -2302,7 +2302,7 @@
       </w:pPr>
       <w:r>
         <w:rPr>
-          <w:rFonts w:ascii="Roboto Mono" w:hAnsi="Roboto Mono"/>
+          <w:rFonts w:ascii="Roboto Mono" w:hAnsi="Roboto Mono" w:eastAsia="Roboto Mono"/>
         </w:rPr>
         <w:t xml:space="preserve">Age </w:t>
       </w:r>
@@ -2319,7 +2319,7 @@
       </w:pPr>
       <w:r>
         <w:rPr>
-          <w:rFonts w:ascii="Roboto Mono" w:hAnsi="Roboto Mono"/>
+          <w:rFonts w:ascii="Roboto Mono" w:hAnsi="Roboto Mono" w:eastAsia="Roboto Mono"/>
         </w:rPr>
         <w:t xml:space="preserve">GPA </w:t>
       </w:r>
@@ -2336,7 +2336,7 @@
       </w:pPr>
       <w:r>
         <w:rPr>
-          <w:rFonts w:ascii="Roboto Mono" w:hAnsi="Roboto Mono"/>
+          <w:rFonts w:ascii="Roboto Mono" w:hAnsi="Roboto Mono" w:eastAsia="Roboto Mono"/>
         </w:rPr>
         <w:t xml:space="preserve">Gender </w:t>
       </w:r>
@@ -2349,7 +2349,7 @@
       </w:pPr>
       <w:r>
         <w:rPr>
-          <w:rFonts w:ascii="Roboto Mono" w:hAnsi="Roboto Mono"/>
+          <w:rFonts w:ascii="Roboto Mono" w:hAnsi="Roboto Mono" w:eastAsia="Roboto Mono"/>
         </w:rPr>
         <w:pict w14:anchorId="23B8998D">
           <v:rect id="_x0000_i1032" style="width:0;height:1.5pt" o:hralign="center" o:hrstd="t" o:hr="t" fillcolor="#a0a0a0" stroked="f"/>
@@ -2367,7 +2367,7 @@
     <w:p>
       <w:r>
         <w:rPr>
-          <w:rFonts w:ascii="Arial" w:hAnsi="Arial" w:cs="Arial"/>
+          <w:rFonts w:ascii="Arial" w:hAnsi="Arial" w:cs="Arial" w:eastAsia="Arial"/>
           <w:b/>
           <w:color w:val="000000"/>
           <w:sz w:val="18"/>
@@ -2377,7 +2377,7 @@
       </w:r>
       <w:r>
         <w:rPr>
-          <w:rFonts w:ascii="Arial" w:hAnsi="Arial" w:cs="Arial"/>
+          <w:rFonts w:ascii="Arial" w:hAnsi="Arial" w:cs="Arial" w:eastAsia="Arial"/>
           <w:color w:val="000000"/>
           <w:sz w:val="18"/>
           <w:highlight w:val="lightGray"/>
@@ -2386,7 +2386,7 @@
       </w:r>
       <w:r>
         <w:rPr>
-          <w:rFonts w:ascii="Arial" w:hAnsi="Arial" w:cs="Arial"/>
+          <w:rFonts w:ascii="Arial" w:hAnsi="Arial" w:cs="Arial" w:eastAsia="Arial"/>
           <w:b/>
           <w:color w:val="000000"/>
           <w:sz w:val="18"/>
@@ -2396,7 +2396,7 @@
       </w:r>
       <w:r>
         <w:rPr>
-          <w:rFonts w:ascii="Arial" w:hAnsi="Arial" w:cs="Arial"/>
+          <w:rFonts w:ascii="Arial" w:hAnsi="Arial" w:cs="Arial" w:eastAsia="Arial"/>
           <w:color w:val="000000"/>
           <w:sz w:val="18"/>
           <w:highlight w:val="lightGray"/>
@@ -2405,7 +2405,7 @@
       </w:r>
       <w:r>
         <w:rPr>
-          <w:rFonts w:ascii="Arial" w:hAnsi="Arial" w:cs="Arial"/>
+          <w:rFonts w:ascii="Arial" w:hAnsi="Arial" w:cs="Arial" w:eastAsia="Arial"/>
           <w:b/>
           <w:color w:val="000000"/>
           <w:sz w:val="18"/>
@@ -2415,7 +2415,7 @@
       </w:r>
       <w:r>
         <w:rPr>
-          <w:rFonts w:ascii="Arial" w:hAnsi="Arial" w:cs="Arial"/>
+          <w:rFonts w:ascii="Arial" w:hAnsi="Arial" w:cs="Arial" w:eastAsia="Arial"/>
           <w:color w:val="000000"/>
           <w:sz w:val="18"/>
           <w:highlight w:val="lightGray"/>
@@ -2493,79 +2493,79 @@
       </w:pPr>
       <w:r>
         <w:rPr>
-          <w:rFonts w:ascii="Roboto Mono" w:hAnsi="Roboto Mono"/>
+          <w:rFonts w:ascii="Roboto Mono" w:hAnsi="Roboto Mono" w:eastAsia="Roboto Mono"/>
         </w:rPr>
         <w:t>Product</w:t>
       </w:r>
       <w:r>
         <w:rPr>
-          <w:rFonts w:ascii="Roboto Mono" w:hAnsi="Roboto Mono"/>
+          <w:rFonts w:ascii="Roboto Mono" w:hAnsi="Roboto Mono" w:eastAsia="Roboto Mono"/>
         </w:rPr>
         <w:br/>
       </w:r>
       <w:r>
         <w:rPr>
-          <w:rFonts w:ascii="MS Gothic" w:eastAsia="MS Gothic" w:hAnsi="MS Gothic" w:cs="MS Gothic" w:hint="eastAsia"/>
+          <w:rFonts w:ascii="Roboto Mono" w:eastAsia="Roboto Mono" w:hAnsi="Roboto Mono" w:cs="MS Gothic" w:hint="eastAsia"/>
         </w:rPr>
         <w:t>├──</w:t>
       </w:r>
       <w:r>
         <w:rPr>
-          <w:rFonts w:ascii="Roboto Mono" w:hAnsi="Roboto Mono"/>
+          <w:rFonts w:ascii="Roboto Mono" w:hAnsi="Roboto Mono" w:eastAsia="Roboto Mono"/>
         </w:rPr>
         <w:t xml:space="preserve"> ProductID</w:t>
       </w:r>
       <w:r>
         <w:rPr>
-          <w:rFonts w:ascii="Roboto Mono" w:hAnsi="Roboto Mono"/>
+          <w:rFonts w:ascii="Roboto Mono" w:hAnsi="Roboto Mono" w:eastAsia="Roboto Mono"/>
         </w:rPr>
         <w:br/>
       </w:r>
       <w:r>
         <w:rPr>
-          <w:rFonts w:ascii="MS Gothic" w:eastAsia="MS Gothic" w:hAnsi="MS Gothic" w:cs="MS Gothic" w:hint="eastAsia"/>
+          <w:rFonts w:ascii="Roboto Mono" w:eastAsia="Roboto Mono" w:hAnsi="Roboto Mono" w:cs="MS Gothic" w:hint="eastAsia"/>
         </w:rPr>
         <w:t>├──</w:t>
       </w:r>
       <w:r>
         <w:rPr>
-          <w:rFonts w:ascii="Roboto Mono" w:hAnsi="Roboto Mono"/>
+          <w:rFonts w:ascii="Roboto Mono" w:hAnsi="Roboto Mono" w:eastAsia="Roboto Mono"/>
         </w:rPr>
         <w:t xml:space="preserve"> Price</w:t>
       </w:r>
       <w:r>
         <w:rPr>
-          <w:rFonts w:ascii="Roboto Mono" w:hAnsi="Roboto Mono"/>
+          <w:rFonts w:ascii="Roboto Mono" w:hAnsi="Roboto Mono" w:eastAsia="Roboto Mono"/>
         </w:rPr>
         <w:br/>
       </w:r>
       <w:r>
         <w:rPr>
-          <w:rFonts w:ascii="MS Gothic" w:eastAsia="MS Gothic" w:hAnsi="MS Gothic" w:cs="MS Gothic" w:hint="eastAsia"/>
+          <w:rFonts w:ascii="Roboto Mono" w:eastAsia="Roboto Mono" w:hAnsi="Roboto Mono" w:cs="MS Gothic" w:hint="eastAsia"/>
         </w:rPr>
         <w:t>├──</w:t>
       </w:r>
       <w:r>
         <w:rPr>
-          <w:rFonts w:ascii="Roboto Mono" w:hAnsi="Roboto Mono"/>
+          <w:rFonts w:ascii="Roboto Mono" w:hAnsi="Roboto Mono" w:eastAsia="Roboto Mono"/>
         </w:rPr>
         <w:t xml:space="preserve"> Stock</w:t>
       </w:r>
       <w:r>
         <w:rPr>
-          <w:rFonts w:ascii="Roboto Mono" w:hAnsi="Roboto Mono"/>
+          <w:rFonts w:ascii="Roboto Mono" w:hAnsi="Roboto Mono" w:eastAsia="Roboto Mono"/>
         </w:rPr>
         <w:br/>
       </w:r>
       <w:r>
         <w:rPr>
-          <w:rFonts w:ascii="MS Gothic" w:eastAsia="MS Gothic" w:hAnsi="MS Gothic" w:cs="MS Gothic" w:hint="eastAsia"/>
+          <w:rFonts w:ascii="Roboto Mono" w:eastAsia="Roboto Mono" w:hAnsi="Roboto Mono" w:cs="MS Gothic" w:hint="eastAsia"/>
         </w:rPr>
         <w:t>└──</w:t>
       </w:r>
       <w:r>
         <w:rPr>
-          <w:rFonts w:ascii="Roboto Mono" w:hAnsi="Roboto Mono"/>
+          <w:rFonts w:ascii="Roboto Mono" w:hAnsi="Roboto Mono" w:eastAsia="Roboto Mono"/>
         </w:rPr>
         <w:t xml:space="preserve"> Weight</w:t>
       </w:r>
@@ -2578,7 +2578,7 @@
       </w:pPr>
       <w:r>
         <w:rPr>
-          <w:rFonts w:ascii="Roboto Mono" w:hAnsi="Roboto Mono"/>
+          <w:rFonts w:ascii="Roboto Mono" w:hAnsi="Roboto Mono" w:eastAsia="Roboto Mono"/>
         </w:rPr>
         <w:t>Simple Attributes:</w:t>
       </w:r>
@@ -2595,7 +2595,7 @@
       </w:pPr>
       <w:r>
         <w:rPr>
-          <w:rFonts w:ascii="Roboto Mono" w:hAnsi="Roboto Mono"/>
+          <w:rFonts w:ascii="Roboto Mono" w:hAnsi="Roboto Mono" w:eastAsia="Roboto Mono"/>
         </w:rPr>
         <w:t xml:space="preserve">ProductID </w:t>
       </w:r>
@@ -2612,7 +2612,7 @@
       </w:pPr>
       <w:r>
         <w:rPr>
-          <w:rFonts w:ascii="Roboto Mono" w:hAnsi="Roboto Mono"/>
+          <w:rFonts w:ascii="Roboto Mono" w:hAnsi="Roboto Mono" w:eastAsia="Roboto Mono"/>
         </w:rPr>
         <w:t xml:space="preserve">Price </w:t>
       </w:r>
@@ -2629,7 +2629,7 @@
       </w:pPr>
       <w:r>
         <w:rPr>
-          <w:rFonts w:ascii="Roboto Mono" w:hAnsi="Roboto Mono"/>
+          <w:rFonts w:ascii="Roboto Mono" w:hAnsi="Roboto Mono" w:eastAsia="Roboto Mono"/>
         </w:rPr>
         <w:t xml:space="preserve">Stock </w:t>
       </w:r>
@@ -2646,7 +2646,7 @@
       </w:pPr>
       <w:r>
         <w:rPr>
-          <w:rFonts w:ascii="Roboto Mono" w:hAnsi="Roboto Mono"/>
+          <w:rFonts w:ascii="Roboto Mono" w:hAnsi="Roboto Mono" w:eastAsia="Roboto Mono"/>
         </w:rPr>
         <w:t xml:space="preserve">Weight </w:t>
       </w:r>
@@ -2659,7 +2659,7 @@
       </w:pPr>
       <w:r>
         <w:rPr>
-          <w:rFonts w:ascii="Roboto Mono" w:hAnsi="Roboto Mono"/>
+          <w:rFonts w:ascii="Roboto Mono" w:hAnsi="Roboto Mono" w:eastAsia="Roboto Mono"/>
         </w:rPr>
         <w:pict w14:anchorId="7BE78E56">
           <v:rect id="_x0000_i1033" style="width:0;height:1.5pt" o:hralign="center" o:hrstd="t" o:hr="t" fillcolor="#a0a0a0" stroked="f"/>
@@ -2683,7 +2683,7 @@
     <w:p>
       <w:r>
         <w:rPr>
-          <w:rFonts w:ascii="Arial" w:hAnsi="Arial" w:cs="Arial"/>
+          <w:rFonts w:ascii="Arial" w:hAnsi="Arial" w:cs="Arial" w:eastAsia="Arial"/>
           <w:b/>
           <w:color w:val="000000"/>
           <w:sz w:val="18"/>
@@ -2693,7 +2693,7 @@
       </w:r>
       <w:r>
         <w:rPr>
-          <w:rFonts w:ascii="Arial" w:hAnsi="Arial" w:cs="Arial"/>
+          <w:rFonts w:ascii="Arial" w:hAnsi="Arial" w:cs="Arial" w:eastAsia="Arial"/>
           <w:color w:val="000000"/>
           <w:sz w:val="18"/>
           <w:highlight w:val="lightGray"/>
@@ -2702,7 +2702,7 @@
       </w:r>
       <w:r>
         <w:rPr>
-          <w:rFonts w:ascii="Arial" w:hAnsi="Arial" w:cs="Arial"/>
+          <w:rFonts w:ascii="Arial" w:hAnsi="Arial" w:cs="Arial" w:eastAsia="Arial"/>
           <w:b/>
           <w:color w:val="000000"/>
           <w:sz w:val="18"/>
@@ -2712,7 +2712,7 @@
       </w:r>
       <w:r>
         <w:rPr>
-          <w:rFonts w:ascii="Arial" w:hAnsi="Arial" w:cs="Arial"/>
+          <w:rFonts w:ascii="Arial" w:hAnsi="Arial" w:cs="Arial" w:eastAsia="Arial"/>
           <w:color w:val="000000"/>
           <w:sz w:val="18"/>
           <w:highlight w:val="lightGray"/>
@@ -2721,7 +2721,7 @@
       </w:r>
       <w:r>
         <w:rPr>
-          <w:rFonts w:ascii="Arial" w:hAnsi="Arial" w:cs="Arial"/>
+          <w:rFonts w:ascii="Arial" w:hAnsi="Arial" w:cs="Arial" w:eastAsia="Arial"/>
           <w:b/>
           <w:color w:val="000000"/>
           <w:sz w:val="18"/>
@@ -2731,7 +2731,7 @@
       </w:r>
       <w:r>
         <w:rPr>
-          <w:rFonts w:ascii="Arial" w:hAnsi="Arial" w:cs="Arial"/>
+          <w:rFonts w:ascii="Arial" w:hAnsi="Arial" w:cs="Arial" w:eastAsia="Arial"/>
           <w:color w:val="000000"/>
           <w:sz w:val="18"/>
           <w:highlight w:val="lightGray"/>
@@ -2749,7 +2749,7 @@
       </w:pPr>
       <w:r>
         <w:rPr>
-          <w:rFonts w:ascii="Roboto Mono" w:hAnsi="Roboto Mono"/>
+          <w:rFonts w:ascii="Roboto Mono" w:hAnsi="Roboto Mono" w:eastAsia="Roboto Mono"/>
           <w:b/>
           <w:bCs/>
         </w:rPr>
@@ -2826,7 +2826,7 @@
       </w:pPr>
       <w:r>
         <w:rPr>
-          <w:rFonts w:ascii="Roboto Mono" w:hAnsi="Roboto Mono"/>
+          <w:rFonts w:ascii="Roboto Mono" w:hAnsi="Roboto Mono" w:eastAsia="Roboto Mono"/>
         </w:rPr>
         <w:t>Age</w:t>
       </w:r>
@@ -2839,7 +2839,7 @@
       </w:pPr>
       <w:r>
         <w:rPr>
-          <w:rFonts w:ascii="Roboto Mono" w:hAnsi="Roboto Mono"/>
+          <w:rFonts w:ascii="Roboto Mono" w:hAnsi="Roboto Mono" w:eastAsia="Roboto Mono"/>
         </w:rPr>
         <w:t>Cannot be divided further.</w:t>
       </w:r>
@@ -2852,7 +2852,7 @@
       </w:pPr>
       <w:r>
         <w:rPr>
-          <w:rFonts w:ascii="Roboto Mono" w:hAnsi="Roboto Mono"/>
+          <w:rFonts w:ascii="Roboto Mono" w:hAnsi="Roboto Mono" w:eastAsia="Roboto Mono"/>
         </w:rPr>
         <w:pict w14:anchorId="7D4C6A75">
           <v:rect id="_x0000_i1034" style="width:0;height:1.5pt" o:hralign="center" o:hrstd="t" o:hr="t" fillcolor="#a0a0a0" stroked="f"/>
@@ -2869,7 +2869,7 @@
       </w:pPr>
       <w:r>
         <w:rPr>
-          <w:rFonts w:ascii="Roboto Mono" w:hAnsi="Roboto Mono"/>
+          <w:rFonts w:ascii="Roboto Mono" w:hAnsi="Roboto Mono" w:eastAsia="Roboto Mono"/>
           <w:b/>
           <w:bCs/>
         </w:rPr>
@@ -2946,43 +2946,43 @@
       </w:pPr>
       <w:r>
         <w:rPr>
-          <w:rFonts w:ascii="Roboto Mono" w:hAnsi="Roboto Mono"/>
+          <w:rFonts w:ascii="Roboto Mono" w:hAnsi="Roboto Mono" w:eastAsia="Roboto Mono"/>
         </w:rPr>
         <w:t>Full Name</w:t>
       </w:r>
       <w:r>
         <w:rPr>
-          <w:rFonts w:ascii="Roboto Mono" w:hAnsi="Roboto Mono"/>
+          <w:rFonts w:ascii="Roboto Mono" w:hAnsi="Roboto Mono" w:eastAsia="Roboto Mono"/>
         </w:rPr>
         <w:br/>
       </w:r>
       <w:r>
         <w:rPr>
-          <w:rFonts w:ascii="MS Gothic" w:eastAsia="MS Gothic" w:hAnsi="MS Gothic" w:cs="MS Gothic" w:hint="eastAsia"/>
+          <w:rFonts w:ascii="Roboto Mono" w:eastAsia="Roboto Mono" w:hAnsi="Roboto Mono" w:cs="MS Gothic" w:hint="eastAsia"/>
         </w:rPr>
         <w:t>├──</w:t>
       </w:r>
       <w:r>
         <w:rPr>
-          <w:rFonts w:ascii="Roboto Mono" w:hAnsi="Roboto Mono"/>
+          <w:rFonts w:ascii="Roboto Mono" w:hAnsi="Roboto Mono" w:eastAsia="Roboto Mono"/>
         </w:rPr>
         <w:t xml:space="preserve"> First Name</w:t>
       </w:r>
       <w:r>
         <w:rPr>
-          <w:rFonts w:ascii="Roboto Mono" w:hAnsi="Roboto Mono"/>
+          <w:rFonts w:ascii="Roboto Mono" w:hAnsi="Roboto Mono" w:eastAsia="Roboto Mono"/>
         </w:rPr>
         <w:br/>
       </w:r>
       <w:r>
         <w:rPr>
-          <w:rFonts w:ascii="MS Gothic" w:eastAsia="MS Gothic" w:hAnsi="MS Gothic" w:cs="MS Gothic" w:hint="eastAsia"/>
+          <w:rFonts w:ascii="Roboto Mono" w:eastAsia="Roboto Mono" w:hAnsi="Roboto Mono" w:cs="MS Gothic" w:hint="eastAsia"/>
         </w:rPr>
         <w:t>└──</w:t>
       </w:r>
       <w:r>
         <w:rPr>
-          <w:rFonts w:ascii="Roboto Mono" w:hAnsi="Roboto Mono"/>
+          <w:rFonts w:ascii="Roboto Mono" w:hAnsi="Roboto Mono" w:eastAsia="Roboto Mono"/>
         </w:rPr>
         <w:t xml:space="preserve"> Last Name</w:t>
       </w:r>
@@ -2995,7 +2995,7 @@
       </w:pPr>
       <w:r>
         <w:rPr>
-          <w:rFonts w:ascii="Roboto Mono" w:hAnsi="Roboto Mono"/>
+          <w:rFonts w:ascii="Roboto Mono" w:hAnsi="Roboto Mono" w:eastAsia="Roboto Mono"/>
         </w:rPr>
         <w:t>Can be divided into meaningful parts.</w:t>
       </w:r>
@@ -3008,7 +3008,7 @@
       </w:pPr>
       <w:r>
         <w:rPr>
-          <w:rFonts w:ascii="Roboto Mono" w:hAnsi="Roboto Mono"/>
+          <w:rFonts w:ascii="Roboto Mono" w:hAnsi="Roboto Mono" w:eastAsia="Roboto Mono"/>
         </w:rPr>
         <w:pict w14:anchorId="779CF606">
           <v:rect id="_x0000_i1035" style="width:0;height:1.5pt" o:hralign="center" o:hrstd="t" o:hr="t" fillcolor="#a0a0a0" stroked="f"/>
@@ -3025,7 +3025,7 @@
       </w:pPr>
       <w:r>
         <w:rPr>
-          <w:rFonts w:ascii="Roboto Mono" w:hAnsi="Roboto Mono"/>
+          <w:rFonts w:ascii="Roboto Mono" w:hAnsi="Roboto Mono" w:eastAsia="Roboto Mono"/>
           <w:b/>
           <w:bCs/>
         </w:rPr>
@@ -3398,7 +3398,7 @@
       </w:pPr>
       <w:r>
         <w:rPr>
-          <w:rFonts w:ascii="Roboto Mono" w:hAnsi="Roboto Mono"/>
+          <w:rFonts w:ascii="Roboto Mono" w:hAnsi="Roboto Mono" w:eastAsia="Roboto Mono"/>
         </w:rPr>
         <w:pict w14:anchorId="5B973731">
           <v:rect id="_x0000_i1036" style="width:0;height:1.5pt" o:hralign="center" o:hrstd="t" o:hr="t" fillcolor="#a0a0a0" stroked="f"/>
@@ -3422,7 +3422,7 @@
     <w:p>
       <w:r>
         <w:rPr>
-          <w:rFonts w:ascii="Arial" w:hAnsi="Arial" w:cs="Arial"/>
+          <w:rFonts w:ascii="Arial" w:hAnsi="Arial" w:cs="Arial" w:eastAsia="Arial"/>
           <w:b/>
           <w:color w:val="000000"/>
           <w:sz w:val="18"/>
@@ -3432,7 +3432,7 @@
       </w:r>
       <w:r>
         <w:rPr>
-          <w:rFonts w:ascii="Arial" w:hAnsi="Arial" w:cs="Arial"/>
+          <w:rFonts w:ascii="Arial" w:hAnsi="Arial" w:cs="Arial" w:eastAsia="Arial"/>
           <w:color w:val="000000"/>
           <w:sz w:val="18"/>
           <w:highlight w:val="lightGray"/>
@@ -3441,7 +3441,7 @@
       </w:r>
       <w:r>
         <w:rPr>
-          <w:rFonts w:ascii="Arial" w:hAnsi="Arial" w:cs="Arial"/>
+          <w:rFonts w:ascii="Arial" w:hAnsi="Arial" w:cs="Arial" w:eastAsia="Arial"/>
           <w:b/>
           <w:color w:val="000000"/>
           <w:sz w:val="18"/>
@@ -3451,7 +3451,7 @@
       </w:r>
       <w:r>
         <w:rPr>
-          <w:rFonts w:ascii="Arial" w:hAnsi="Arial" w:cs="Arial"/>
+          <w:rFonts w:ascii="Arial" w:hAnsi="Arial" w:cs="Arial" w:eastAsia="Arial"/>
           <w:color w:val="000000"/>
           <w:sz w:val="18"/>
           <w:highlight w:val="lightGray"/>
@@ -3460,7 +3460,7 @@
       </w:r>
       <w:r>
         <w:rPr>
-          <w:rFonts w:ascii="Arial" w:hAnsi="Arial" w:cs="Arial"/>
+          <w:rFonts w:ascii="Arial" w:hAnsi="Arial" w:cs="Arial" w:eastAsia="Arial"/>
           <w:b/>
           <w:color w:val="000000"/>
           <w:sz w:val="18"/>
@@ -3470,7 +3470,7 @@
       </w:r>
       <w:r>
         <w:rPr>
-          <w:rFonts w:ascii="Arial" w:hAnsi="Arial" w:cs="Arial"/>
+          <w:rFonts w:ascii="Arial" w:hAnsi="Arial" w:cs="Arial" w:eastAsia="Arial"/>
           <w:color w:val="000000"/>
           <w:sz w:val="18"/>
           <w:highlight w:val="lightGray"/>
@@ -3486,7 +3486,7 @@
       </w:pPr>
       <w:r>
         <w:rPr>
-          <w:rFonts w:ascii="Roboto Mono" w:hAnsi="Roboto Mono"/>
+          <w:rFonts w:ascii="Roboto Mono" w:hAnsi="Roboto Mono" w:eastAsia="Roboto Mono"/>
         </w:rPr>
         <w:t>Think of a form field:</w:t>
       </w:r>
@@ -3559,7 +3559,7 @@
       </w:pPr>
       <w:r>
         <w:rPr>
-          <w:rFonts w:ascii="Roboto Mono" w:hAnsi="Roboto Mono"/>
+          <w:rFonts w:ascii="Roboto Mono" w:hAnsi="Roboto Mono" w:eastAsia="Roboto Mono"/>
         </w:rPr>
         <w:t>Age: 25</w:t>
       </w:r>
@@ -3572,7 +3572,7 @@
       </w:pPr>
       <w:r>
         <w:rPr>
-          <w:rFonts w:ascii="Roboto Mono" w:hAnsi="Roboto Mono"/>
+          <w:rFonts w:ascii="Roboto Mono" w:hAnsi="Roboto Mono" w:eastAsia="Roboto Mono"/>
         </w:rPr>
         <w:t>You cannot break "Age" into smaller meaningful pieces.</w:t>
       </w:r>
@@ -3585,13 +3585,13 @@
       </w:pPr>
       <w:r>
         <w:rPr>
-          <w:rFonts w:ascii="Roboto Mono" w:hAnsi="Roboto Mono"/>
+          <w:rFonts w:ascii="Roboto Mono" w:hAnsi="Roboto Mono" w:eastAsia="Roboto Mono"/>
         </w:rPr>
         <w:t xml:space="preserve">Therefore, </w:t>
       </w:r>
       <w:r>
         <w:rPr>
-          <w:rFonts w:ascii="Roboto Mono" w:hAnsi="Roboto Mono"/>
+          <w:rFonts w:ascii="Roboto Mono" w:hAnsi="Roboto Mono" w:eastAsia="Roboto Mono"/>
           <w:b/>
           <w:bCs/>
         </w:rPr>
@@ -3599,7 +3599,7 @@
       </w:r>
       <w:r>
         <w:rPr>
-          <w:rFonts w:ascii="Roboto Mono" w:hAnsi="Roboto Mono"/>
+          <w:rFonts w:ascii="Roboto Mono" w:hAnsi="Roboto Mono" w:eastAsia="Roboto Mono"/>
         </w:rPr>
         <w:t xml:space="preserve"> is a Simple Attribute.</w:t>
       </w:r>
@@ -3612,7 +3612,7 @@
       </w:pPr>
       <w:r>
         <w:rPr>
-          <w:rFonts w:ascii="Roboto Mono" w:hAnsi="Roboto Mono"/>
+          <w:rFonts w:ascii="Roboto Mono" w:hAnsi="Roboto Mono" w:eastAsia="Roboto Mono"/>
         </w:rPr>
         <w:t>But:</w:t>
       </w:r>
@@ -3685,7 +3685,7 @@
       </w:pPr>
       <w:r>
         <w:rPr>
-          <w:rFonts w:ascii="Roboto Mono" w:hAnsi="Roboto Mono"/>
+          <w:rFonts w:ascii="Roboto Mono" w:hAnsi="Roboto Mono" w:eastAsia="Roboto Mono"/>
         </w:rPr>
         <w:t>Full Name: Ali Hassan</w:t>
       </w:r>
@@ -3698,7 +3698,7 @@
       </w:pPr>
       <w:r>
         <w:rPr>
-          <w:rFonts w:ascii="Roboto Mono" w:hAnsi="Roboto Mono"/>
+          <w:rFonts w:ascii="Roboto Mono" w:hAnsi="Roboto Mono" w:eastAsia="Roboto Mono"/>
         </w:rPr>
         <w:t>can be broken into:</w:t>
       </w:r>
@@ -3771,13 +3771,13 @@
       </w:pPr>
       <w:r>
         <w:rPr>
-          <w:rFonts w:ascii="Roboto Mono" w:hAnsi="Roboto Mono"/>
+          <w:rFonts w:ascii="Roboto Mono" w:hAnsi="Roboto Mono" w:eastAsia="Roboto Mono"/>
         </w:rPr>
         <w:t>First Name: Ali</w:t>
       </w:r>
       <w:r>
         <w:rPr>
-          <w:rFonts w:ascii="Roboto Mono" w:hAnsi="Roboto Mono"/>
+          <w:rFonts w:ascii="Roboto Mono" w:hAnsi="Roboto Mono" w:eastAsia="Roboto Mono"/>
         </w:rPr>
         <w:br/>
         <w:t>Last Name: Hassan</w:t>
@@ -3791,7 +3791,7 @@
       </w:pPr>
       <w:r>
         <w:rPr>
-          <w:rFonts w:ascii="Roboto Mono" w:hAnsi="Roboto Mono"/>
+          <w:rFonts w:ascii="Roboto Mono" w:hAnsi="Roboto Mono" w:eastAsia="Roboto Mono"/>
         </w:rPr>
         <w:t>so it is not a Simple Attribute.</w:t>
       </w:r>
@@ -3804,7 +3804,7 @@
       </w:pPr>
       <w:r>
         <w:rPr>
-          <w:rFonts w:ascii="Roboto Mono" w:hAnsi="Roboto Mono"/>
+          <w:rFonts w:ascii="Roboto Mono" w:hAnsi="Roboto Mono" w:eastAsia="Roboto Mono"/>
         </w:rPr>
         <w:pict w14:anchorId="532D4C1C">
           <v:rect id="_x0000_i1037" style="width:0;height:1.5pt" o:hralign="center" o:hrstd="t" o:hr="t" fillcolor="#a0a0a0" stroked="f"/>
@@ -3828,7 +3828,7 @@
     <w:p>
       <w:r>
         <w:rPr>
-          <w:rFonts w:ascii="Arial" w:hAnsi="Arial" w:cs="Arial"/>
+          <w:rFonts w:ascii="Arial" w:hAnsi="Arial" w:cs="Arial" w:eastAsia="Arial"/>
           <w:b/>
           <w:color w:val="000000"/>
           <w:sz w:val="18"/>
@@ -3838,7 +3838,7 @@
       </w:r>
       <w:r>
         <w:rPr>
-          <w:rFonts w:ascii="Arial" w:hAnsi="Arial" w:cs="Arial"/>
+          <w:rFonts w:ascii="Arial" w:hAnsi="Arial" w:cs="Arial" w:eastAsia="Arial"/>
           <w:color w:val="000000"/>
           <w:sz w:val="18"/>
           <w:highlight w:val="lightGray"/>
@@ -3847,7 +3847,7 @@
       </w:r>
       <w:r>
         <w:rPr>
-          <w:rFonts w:ascii="Arial" w:hAnsi="Arial" w:cs="Arial"/>
+          <w:rFonts w:ascii="Arial" w:hAnsi="Arial" w:cs="Arial" w:eastAsia="Arial"/>
           <w:b/>
           <w:color w:val="000000"/>
           <w:sz w:val="18"/>
@@ -3857,7 +3857,7 @@
       </w:r>
       <w:r>
         <w:rPr>
-          <w:rFonts w:ascii="Arial" w:hAnsi="Arial" w:cs="Arial"/>
+          <w:rFonts w:ascii="Arial" w:hAnsi="Arial" w:cs="Arial" w:eastAsia="Arial"/>
           <w:color w:val="000000"/>
           <w:sz w:val="18"/>
           <w:highlight w:val="lightGray"/>
@@ -3866,7 +3866,7 @@
       </w:r>
       <w:r>
         <w:rPr>
-          <w:rFonts w:ascii="Arial" w:hAnsi="Arial" w:cs="Arial"/>
+          <w:rFonts w:ascii="Arial" w:hAnsi="Arial" w:cs="Arial" w:eastAsia="Arial"/>
           <w:b/>
           <w:color w:val="000000"/>
           <w:sz w:val="18"/>
@@ -3876,7 +3876,7 @@
       </w:r>
       <w:r>
         <w:rPr>
-          <w:rFonts w:ascii="Arial" w:hAnsi="Arial" w:cs="Arial"/>
+          <w:rFonts w:ascii="Arial" w:hAnsi="Arial" w:cs="Arial" w:eastAsia="Arial"/>
           <w:color w:val="000000"/>
           <w:sz w:val="18"/>
           <w:highlight w:val="lightGray"/>
@@ -3892,13 +3892,13 @@
       </w:pPr>
       <w:r>
         <w:rPr>
-          <w:rFonts w:ascii="Roboto Mono" w:hAnsi="Roboto Mono"/>
+          <w:rFonts w:ascii="Roboto Mono" w:hAnsi="Roboto Mono" w:eastAsia="Roboto Mono"/>
         </w:rPr>
         <w:t xml:space="preserve">A </w:t>
       </w:r>
       <w:r>
         <w:rPr>
-          <w:rFonts w:ascii="Roboto Mono" w:hAnsi="Roboto Mono"/>
+          <w:rFonts w:ascii="Roboto Mono" w:hAnsi="Roboto Mono" w:eastAsia="Roboto Mono"/>
           <w:b/>
           <w:bCs/>
         </w:rPr>
@@ -3906,13 +3906,13 @@
       </w:r>
       <w:r>
         <w:rPr>
-          <w:rFonts w:ascii="Roboto Mono" w:hAnsi="Roboto Mono"/>
+          <w:rFonts w:ascii="Roboto Mono" w:hAnsi="Roboto Mono" w:eastAsia="Roboto Mono"/>
         </w:rPr>
         <w:t xml:space="preserve"> is an attribute that stores a single, indivisible value and cannot be meaningfully split into smaller parts. Examples include </w:t>
       </w:r>
       <w:r>
         <w:rPr>
-          <w:rFonts w:ascii="Roboto Mono" w:hAnsi="Roboto Mono"/>
+          <w:rFonts w:ascii="Roboto Mono" w:hAnsi="Roboto Mono" w:eastAsia="Roboto Mono"/>
           <w:b/>
           <w:bCs/>
         </w:rPr>
@@ -3920,13 +3920,13 @@
       </w:r>
       <w:r>
         <w:rPr>
-          <w:rFonts w:ascii="Roboto Mono" w:hAnsi="Roboto Mono"/>
+          <w:rFonts w:ascii="Roboto Mono" w:hAnsi="Roboto Mono" w:eastAsia="Roboto Mono"/>
         </w:rPr>
         <w:t xml:space="preserve">, </w:t>
       </w:r>
       <w:r>
         <w:rPr>
-          <w:rFonts w:ascii="Roboto Mono" w:hAnsi="Roboto Mono"/>
+          <w:rFonts w:ascii="Roboto Mono" w:hAnsi="Roboto Mono" w:eastAsia="Roboto Mono"/>
           <w:b/>
           <w:bCs/>
         </w:rPr>
@@ -3934,13 +3934,13 @@
       </w:r>
       <w:r>
         <w:rPr>
-          <w:rFonts w:ascii="Roboto Mono" w:hAnsi="Roboto Mono"/>
+          <w:rFonts w:ascii="Roboto Mono" w:hAnsi="Roboto Mono" w:eastAsia="Roboto Mono"/>
         </w:rPr>
         <w:t xml:space="preserve">, </w:t>
       </w:r>
       <w:r>
         <w:rPr>
-          <w:rFonts w:ascii="Roboto Mono" w:hAnsi="Roboto Mono"/>
+          <w:rFonts w:ascii="Roboto Mono" w:hAnsi="Roboto Mono" w:eastAsia="Roboto Mono"/>
           <w:b/>
           <w:bCs/>
         </w:rPr>
@@ -3948,13 +3948,13 @@
       </w:r>
       <w:r>
         <w:rPr>
-          <w:rFonts w:ascii="Roboto Mono" w:hAnsi="Roboto Mono"/>
+          <w:rFonts w:ascii="Roboto Mono" w:hAnsi="Roboto Mono" w:eastAsia="Roboto Mono"/>
         </w:rPr>
         <w:t xml:space="preserve">, and </w:t>
       </w:r>
       <w:r>
         <w:rPr>
-          <w:rFonts w:ascii="Roboto Mono" w:hAnsi="Roboto Mono"/>
+          <w:rFonts w:ascii="Roboto Mono" w:hAnsi="Roboto Mono" w:eastAsia="Roboto Mono"/>
           <w:b/>
           <w:bCs/>
         </w:rPr>
@@ -3962,7 +3962,7 @@
       </w:r>
       <w:r>
         <w:rPr>
-          <w:rFonts w:ascii="Roboto Mono" w:hAnsi="Roboto Mono"/>
+          <w:rFonts w:ascii="Roboto Mono" w:hAnsi="Roboto Mono" w:eastAsia="Roboto Mono"/>
         </w:rPr>
         <w:t>. It is the most basic type of attribute in a data model.</w:t>
       </w:r>

--- a/Knowledge/3-Work knowledge/1-Software Engineering/2-General Technologies/9-Databases/5-My Source/1-Intro to Databases/1-Data Models/1-Components of a Data Model/1-Types of Attributes/1-Simple Attribute.docx
+++ b/Knowledge/3-Work knowledge/1-Software Engineering/2-General Technologies/9-Databases/5-My Source/1-Intro to Databases/1-Data Models/1-Components of a Data Model/1-Types of Attributes/1-Simple Attribute.docx
@@ -7,6 +7,9 @@
         <w:pStyle w:val="Heading1"/>
       </w:pPr>
       <w:r>
+        <w:rPr>
+          <w:rFonts w:ascii="Calibri Light" w:hAnsi="Calibri Light" w:eastAsia="Calibri Light"/>
+        </w:rPr>
         <w:t>Simple Attribute</w:t>
       </w:r>
     </w:p>
@@ -16,11 +19,14 @@
       </w:pPr>
       <w:r>
         <w:rPr>
-          <w:rFonts w:ascii="Segoe UI Emoji" w:hAnsi="Segoe UI Emoji" w:cs="Segoe UI Emoji"/>
+          <w:rFonts w:ascii="Calibri Light" w:hAnsi="Calibri Light" w:cs="Segoe UI Emoji" w:eastAsia="Calibri Light"/>
         </w:rPr>
         <w:t>🌟</w:t>
       </w:r>
       <w:r>
+        <w:rPr>
+          <w:rFonts w:ascii="Calibri Light" w:hAnsi="Calibri Light" w:eastAsia="Calibri Light"/>
+        </w:rPr>
         <w:t xml:space="preserve"> Definition</w:t>
       </w:r>
     </w:p>
@@ -172,11 +178,14 @@
       </w:pPr>
       <w:r>
         <w:rPr>
-          <w:rFonts w:ascii="Segoe UI Emoji" w:hAnsi="Segoe UI Emoji" w:cs="Segoe UI Emoji"/>
+          <w:rFonts w:ascii="Calibri Light" w:hAnsi="Calibri Light" w:cs="Segoe UI Emoji" w:eastAsia="Calibri Light"/>
         </w:rPr>
         <w:t>🎯</w:t>
       </w:r>
       <w:r>
+        <w:rPr>
+          <w:rFonts w:ascii="Calibri Light" w:hAnsi="Calibri Light" w:eastAsia="Calibri Light"/>
+        </w:rPr>
         <w:t xml:space="preserve"> Purpose</w:t>
       </w:r>
     </w:p>
@@ -324,11 +333,14 @@
       </w:pPr>
       <w:r>
         <w:rPr>
-          <w:rFonts w:ascii="Segoe UI Emoji" w:hAnsi="Segoe UI Emoji" w:cs="Segoe UI Emoji"/>
+          <w:rFonts w:ascii="Calibri Light" w:hAnsi="Calibri Light" w:cs="Segoe UI Emoji" w:eastAsia="Calibri Light"/>
         </w:rPr>
         <w:t>🧠</w:t>
       </w:r>
       <w:r>
+        <w:rPr>
+          <w:rFonts w:ascii="Calibri Light" w:hAnsi="Calibri Light" w:eastAsia="Calibri Light"/>
+        </w:rPr>
         <w:t xml:space="preserve"> Simple Examples</w:t>
       </w:r>
     </w:p>
@@ -783,11 +795,14 @@
       </w:pPr>
       <w:r>
         <w:rPr>
-          <w:rFonts w:ascii="Segoe UI Emoji" w:hAnsi="Segoe UI Emoji" w:cs="Segoe UI Emoji"/>
+          <w:rFonts w:ascii="Calibri Light" w:hAnsi="Calibri Light" w:cs="Segoe UI Emoji" w:eastAsia="Calibri Light"/>
         </w:rPr>
         <w:t>📚</w:t>
       </w:r>
       <w:r>
+        <w:rPr>
+          <w:rFonts w:ascii="Calibri Light" w:hAnsi="Calibri Light" w:eastAsia="Calibri Light"/>
+        </w:rPr>
         <w:t xml:space="preserve"> Customer Example</w:t>
       </w:r>
     </w:p>
@@ -1234,11 +1249,14 @@
       </w:pPr>
       <w:r>
         <w:rPr>
-          <w:rFonts w:ascii="Segoe UI Emoji" w:hAnsi="Segoe UI Emoji" w:cs="Segoe UI Emoji"/>
+          <w:rFonts w:ascii="Calibri Light" w:hAnsi="Calibri Light" w:cs="Segoe UI Emoji" w:eastAsia="Calibri Light"/>
         </w:rPr>
         <w:t>🗄️</w:t>
       </w:r>
       <w:r>
+        <w:rPr>
+          <w:rFonts w:ascii="Calibri Light" w:hAnsi="Calibri Light" w:eastAsia="Calibri Light"/>
+        </w:rPr>
         <w:t xml:space="preserve"> Database Example</w:t>
       </w:r>
     </w:p>
@@ -1623,11 +1641,14 @@
       </w:pPr>
       <w:r>
         <w:rPr>
-          <w:rFonts w:ascii="Segoe UI Emoji" w:hAnsi="Segoe UI Emoji" w:cs="Segoe UI Emoji"/>
+          <w:rFonts w:ascii="Calibri Light" w:hAnsi="Calibri Light" w:cs="Segoe UI Emoji" w:eastAsia="Calibri Light"/>
         </w:rPr>
         <w:t>🔢</w:t>
       </w:r>
       <w:r>
+        <w:rPr>
+          <w:rFonts w:ascii="Calibri Light" w:hAnsi="Calibri Light" w:eastAsia="Calibri Light"/>
+        </w:rPr>
         <w:t xml:space="preserve"> Characteristics of a Simple Attribute</w:t>
       </w:r>
     </w:p>
@@ -1792,11 +1813,14 @@
       </w:pPr>
       <w:r>
         <w:rPr>
-          <w:rFonts w:ascii="Segoe UI Emoji" w:hAnsi="Segoe UI Emoji" w:cs="Segoe UI Emoji"/>
+          <w:rFonts w:ascii="Calibri Light" w:hAnsi="Calibri Light" w:cs="Segoe UI Emoji" w:eastAsia="Calibri Light"/>
         </w:rPr>
         <w:t>📊</w:t>
       </w:r>
       <w:r>
+        <w:rPr>
+          <w:rFonts w:ascii="Calibri Light" w:hAnsi="Calibri Light" w:eastAsia="Calibri Light"/>
+        </w:rPr>
         <w:t xml:space="preserve"> ER Diagram Representation</w:t>
       </w:r>
     </w:p>
@@ -2038,11 +2062,14 @@
       </w:pPr>
       <w:r>
         <w:rPr>
-          <w:rFonts w:ascii="Segoe UI Emoji" w:hAnsi="Segoe UI Emoji" w:cs="Segoe UI Emoji"/>
+          <w:rFonts w:ascii="Calibri Light" w:hAnsi="Calibri Light" w:cs="Segoe UI Emoji" w:eastAsia="Calibri Light"/>
         </w:rPr>
         <w:t>🌍</w:t>
       </w:r>
       <w:r>
+        <w:rPr>
+          <w:rFonts w:ascii="Calibri Light" w:hAnsi="Calibri Light" w:eastAsia="Calibri Light"/>
+        </w:rPr>
         <w:t xml:space="preserve"> Real-World Examples</w:t>
       </w:r>
     </w:p>
@@ -2051,6 +2078,9 @@
         <w:pStyle w:val="Heading3"/>
       </w:pPr>
       <w:r>
+        <w:rPr>
+          <w:rFonts w:ascii="Calibri Light" w:hAnsi="Calibri Light" w:eastAsia="Calibri Light"/>
+        </w:rPr>
         <w:t>Student Entity</w:t>
       </w:r>
     </w:p>
@@ -2361,6 +2391,9 @@
         <w:pStyle w:val="Heading3"/>
       </w:pPr>
       <w:r>
+        <w:rPr>
+          <w:rFonts w:ascii="Calibri Light" w:hAnsi="Calibri Light" w:eastAsia="Calibri Light"/>
+        </w:rPr>
         <w:t>Product Entity</w:t>
       </w:r>
     </w:p>
@@ -2672,11 +2705,14 @@
       </w:pPr>
       <w:r>
         <w:rPr>
-          <w:rFonts w:ascii="Segoe UI Emoji" w:hAnsi="Segoe UI Emoji" w:cs="Segoe UI Emoji"/>
+          <w:rFonts w:ascii="Calibri Light" w:hAnsi="Calibri Light" w:cs="Segoe UI Emoji" w:eastAsia="Calibri Light"/>
         </w:rPr>
         <w:t>⚠️</w:t>
       </w:r>
       <w:r>
+        <w:rPr>
+          <w:rFonts w:ascii="Calibri Light" w:hAnsi="Calibri Light" w:eastAsia="Calibri Light"/>
+        </w:rPr>
         <w:t xml:space="preserve"> Simple Attribute vs Composite Attribute</w:t>
       </w:r>
     </w:p>
@@ -3411,11 +3447,14 @@
       </w:pPr>
       <w:r>
         <w:rPr>
-          <w:rFonts w:ascii="Segoe UI Emoji" w:hAnsi="Segoe UI Emoji" w:cs="Segoe UI Emoji"/>
+          <w:rFonts w:ascii="Calibri Light" w:hAnsi="Calibri Light" w:cs="Segoe UI Emoji" w:eastAsia="Calibri Light"/>
         </w:rPr>
         <w:t>🧠</w:t>
       </w:r>
       <w:r>
+        <w:rPr>
+          <w:rFonts w:ascii="Calibri Light" w:hAnsi="Calibri Light" w:eastAsia="Calibri Light"/>
+        </w:rPr>
         <w:t xml:space="preserve"> Simple Analogy</w:t>
       </w:r>
     </w:p>
@@ -3817,11 +3856,14 @@
       </w:pPr>
       <w:r>
         <w:rPr>
-          <w:rFonts w:ascii="Segoe UI Emoji" w:hAnsi="Segoe UI Emoji" w:cs="Segoe UI Emoji"/>
+          <w:rFonts w:ascii="Calibri Light" w:hAnsi="Calibri Light" w:cs="Segoe UI Emoji" w:eastAsia="Calibri Light"/>
         </w:rPr>
         <w:t>🧭</w:t>
       </w:r>
       <w:r>
+        <w:rPr>
+          <w:rFonts w:ascii="Calibri Light" w:hAnsi="Calibri Light" w:eastAsia="Calibri Light"/>
+        </w:rPr>
         <w:t xml:space="preserve"> Summary</w:t>
       </w:r>
     </w:p>
